--- a/.ai-workflow/work/tasks/현장방문대비/30 관리 산출물/개발/md2docx/JSA-PF-ST-005_개발환경 셋업 가이드.docx
+++ b/.ai-workflow/work/tasks/현장방문대비/30 관리 산출물/개발/md2docx/JSA-PF-ST-005_개발환경 셋업 가이드.docx
@@ -2,7 +2,6 @@
 <file path=word/document.xml><?xml version="1.0" encoding="utf-8"?>
 <w:document xmlns:w="http://schemas.openxmlformats.org/wordprocessingml/2006/main" xmlns:m="http://schemas.openxmlformats.org/officeDocument/2006/math" xmlns:r="http://schemas.openxmlformats.org/officeDocument/2006/relationships" xmlns:o="urn:schemas-microsoft-com:office:office" xmlns:v="urn:schemas-microsoft-com:vml" xmlns:w10="urn:schemas-microsoft-com:office:word" xmlns:a="http://schemas.openxmlformats.org/drawingml/2006/main" xmlns:pic="http://schemas.openxmlformats.org/drawingml/2006/picture" xmlns:wp="http://schemas.openxmlformats.org/drawingml/2006/wordprocessingDrawing">
   <w:body>
-    <w:bookmarkStart w:id="18" w:name="개발환경-셋업-가이드"/>
     <w:p>
       <w:pPr>
         <w:pStyle w:val="Heading1"/>
@@ -199,7 +198,6 @@
         </w:tc>
       </w:tr>
     </w:tbl>
-    <w:bookmarkStart w:id="9" w:name="제개정-이력"/>
     <w:p>
       <w:pPr>
         <w:pStyle w:val="Heading2"/>
@@ -365,8 +363,6 @@
         <w:t xml:space="preserve">)은 참조 기준 자료이며 통합플랫폼 빌드와 무관하므로 별도 절(3.2)에서 실행 방법만 적는다.</w:t>
       </w:r>
     </w:p>
-    <w:bookmarkEnd w:id="9"/>
-    <w:bookmarkStart w:id="10" w:name="Xce1dab40997c43f539f0b9d278531c4f2d1ea45"/>
     <w:p>
       <w:pPr>
         <w:pStyle w:val="Heading2"/>
@@ -861,8 +857,6 @@
         <w:t xml:space="preserve">마이그레이션·시드는 PHP(Laravel) 컨테이너가 실행하므로 호스트에 PHP·Composer 를 설치할 필요가 없다.</w:t>
       </w:r>
     </w:p>
-    <w:bookmarkEnd w:id="10"/>
-    <w:bookmarkStart w:id="11" w:name="Xc9147a07144e0dcfc43919d5f397cea7e3b6e5f"/>
     <w:p>
       <w:pPr>
         <w:pStyle w:val="Heading2"/>
@@ -918,8 +912,6 @@
         <w:t xml:space="preserve"> switch develop</w:t>
       </w:r>
     </w:p>
-    <w:bookmarkEnd w:id="11"/>
-    <w:bookmarkStart w:id="14" w:name="X7011bb6147fb95c47016548b8dc50b9096427f9"/>
     <w:p>
       <w:pPr>
         <w:pStyle w:val="Heading2"/>
@@ -928,7 +920,6 @@
         <w:t xml:space="preserve">3. 설치·실행</w:t>
       </w:r>
     </w:p>
-    <w:bookmarkStart w:id="12" w:name="X309019e3922d13cafde25828780d1d385f5d45f"/>
     <w:p>
       <w:pPr>
         <w:pStyle w:val="Heading3"/>
@@ -1492,8 +1483,6 @@
         <w:t xml:space="preserve">(git 추적 안 함)에 한 번 둔다.</w:t>
       </w:r>
     </w:p>
-    <w:bookmarkEnd w:id="12"/>
-    <w:bookmarkStart w:id="13" w:name="Xfd34da226279e44abb55101766bf97f54e73a70"/>
     <w:p>
       <w:pPr>
         <w:pStyle w:val="Heading3"/>
@@ -1726,9 +1715,6 @@
         <w:t xml:space="preserve"> tools/build_data.py</w:t>
       </w:r>
     </w:p>
-    <w:bookmarkEnd w:id="13"/>
-    <w:bookmarkEnd w:id="14"/>
-    <w:bookmarkStart w:id="15" w:name="X0edba645dcc0d6d5c3ec780f3d7410f133513bd"/>
     <w:p>
       <w:pPr>
         <w:pStyle w:val="Heading2"/>
@@ -2198,8 +2184,6 @@
         </w:tc>
       </w:tr>
     </w:tbl>
-    <w:bookmarkEnd w:id="15"/>
-    <w:bookmarkStart w:id="16" w:name="Xfab1638f052ddef598edb9198fce68ce451bf1f"/>
     <w:p>
       <w:pPr>
         <w:pStyle w:val="Heading2"/>
@@ -2728,8 +2712,6 @@
         </w:tc>
       </w:tr>
     </w:tbl>
-    <w:bookmarkEnd w:id="16"/>
-    <w:bookmarkStart w:id="17" w:name="X3a154c977ccbe5a8912e81ab02a8164e30bbe96"/>
     <w:p>
       <w:pPr>
         <w:pStyle w:val="Heading2"/>
@@ -2879,8 +2861,6 @@
         <w:t xml:space="preserve">(Jeju-subsidence-AI 저장소)</w:t>
       </w:r>
     </w:p>
-    <w:bookmarkEnd w:id="17"/>
-    <w:bookmarkEnd w:id="18"/>
     <w:sectPr>
       <w:footnotePr>
         <w:numRestart w:val="eachSect"/>

--- a/.ai-workflow/work/tasks/현장방문대비/30 관리 산출물/개발/md2docx/JSA-PF-ST-005_개발환경 셋업 가이드.docx
+++ b/.ai-workflow/work/tasks/현장방문대비/30 관리 산출물/개발/md2docx/JSA-PF-ST-005_개발환경 셋업 가이드.docx
@@ -175,24 +175,42 @@
               <w:pStyle w:val="Compact"/>
             </w:pPr>
             <w:r>
-              <w:t xml:space="preserve">작성자 / 승인자</w:t>
-            </w:r>
-          </w:p>
-        </w:tc>
-        <w:tc>
-          <w:tcPr/>
-          <w:p>
-            <w:pPr>
-              <w:pStyle w:val="Compact"/>
-            </w:pPr>
-            <w:r>
-              <w:t xml:space="preserve">개발팀 /</w:t>
-            </w:r>
-            <w:r>
-              <w:t xml:space="preserve"> </w:t>
-            </w:r>
-            <w:r>
-              <w:t xml:space="preserve">확인 필요</w:t>
+              <w:t xml:space="preserve">작성자</w:t>
+            </w:r>
+          </w:p>
+        </w:tc>
+        <w:tc>
+          <w:tcPr/>
+          <w:p>
+            <w:pPr>
+              <w:pStyle w:val="Compact"/>
+            </w:pPr>
+            <w:r>
+              <w:t xml:space="preserve">박가람</w:t>
+            </w:r>
+          </w:p>
+        </w:tc>
+      </w:tr>
+      <w:tr>
+        <w:tc>
+          <w:tcPr/>
+          <w:p>
+            <w:pPr>
+              <w:pStyle w:val="Compact"/>
+            </w:pPr>
+            <w:r>
+              <w:t xml:space="preserve">승인자</w:t>
+            </w:r>
+          </w:p>
+        </w:tc>
+        <w:tc>
+          <w:tcPr/>
+          <w:p>
+            <w:pPr>
+              <w:pStyle w:val="Compact"/>
+            </w:pPr>
+            <w:r>
+              <w:t xml:space="preserve">-</w:t>
             </w:r>
           </w:p>
         </w:tc>
@@ -320,18 +338,18 @@
               <w:pStyle w:val="Compact"/>
             </w:pPr>
             <w:r>
-              <w:t xml:space="preserve">개발팀</w:t>
-            </w:r>
-          </w:p>
-        </w:tc>
-        <w:tc>
-          <w:tcPr/>
-          <w:p>
-            <w:pPr>
-              <w:pStyle w:val="Compact"/>
-            </w:pPr>
-            <w:r>
-              <w:t xml:space="preserve">확인 필요</w:t>
+              <w:t xml:space="preserve">박가람</w:t>
+            </w:r>
+          </w:p>
+        </w:tc>
+        <w:tc>
+          <w:tcPr/>
+          <w:p>
+            <w:pPr>
+              <w:pStyle w:val="Compact"/>
+            </w:pPr>
+            <w:r>
+              <w:t xml:space="preserve">-</w:t>
             </w:r>
           </w:p>
         </w:tc>
@@ -1629,7 +1647,7 @@
         <w:pStyle w:val="FirstParagraph"/>
       </w:pPr>
       <w:r>
-        <w:t xml:space="preserve">원본 GIS 자료를 다시 받아 값을 고칠 때만 데이터 변환 단계가 필요하다(원본 자료는 저장소에 없고 경로는</w:t>
+        <w:t xml:space="preserve">원본 GIS 자료를 다시 받아 값을 고칠 때만 데이터 변환 단계가 필요하다(원본 자료 경로는</w:t>
       </w:r>
       <w:r>
         <w:t xml:space="preserve"> </w:t>
@@ -1644,7 +1662,7 @@
         <w:t xml:space="preserve"> </w:t>
       </w:r>
       <w:r>
-        <w:t xml:space="preserve">위쪽에 모아 두었다. 이 경로는 개발자 개인 PC 의 절대 경로이므로 본인 환경에 맞게 고친 뒤 실행한다).</w:t>
+        <w:t xml:space="preserve">위쪽에 모아 두었으니 본인 환경에 맞게 고친 뒤 실행한다).</w:t>
       </w:r>
     </w:p>
     <w:p>
@@ -1914,7 +1932,7 @@
         </w:numPr>
       </w:pPr>
       <w:r>
-        <w:t xml:space="preserve">인증 smoke(12 시나리오, 현재 기준 38 PASS):</w:t>
+        <w:t xml:space="preserve">인증 smoke(12 시나리오, 38 개 검사):</w:t>
       </w:r>
       <w:r>
         <w:t xml:space="preserve"> </w:t>

--- a/.ai-workflow/work/tasks/현장방문대비/30 관리 산출물/개발/md2docx/JSA-PF-ST-005_개발환경 셋업 가이드.docx
+++ b/.ai-workflow/work/tasks/현장방문대비/30 관리 산출물/개발/md2docx/JSA-PF-ST-005_개발환경 셋업 가이드.docx
@@ -369,7 +369,31 @@
         <w:t xml:space="preserve">gis-sass</w:t>
       </w:r>
       <w:r>
-        <w:t xml:space="preserve">)의 개발·테스트 환경을 만드는 절차다. 제주 지반침하 프로토타입(</w:t>
+        <w:t xml:space="preserve">)와 제주 지반침하 SaaS 저장소(서버</w:t>
+      </w:r>
+      <w:r>
+        <w:t xml:space="preserve"> </w:t>
+      </w:r>
+      <w:r>
+        <w:rPr>
+          <w:rStyle w:val="VerbatimChar"/>
+        </w:rPr>
+        <w:t xml:space="preserve">jeju-ai-saas-be</w:t>
+      </w:r>
+      <w:r>
+        <w:t xml:space="preserve">, 화면</w:t>
+      </w:r>
+      <w:r>
+        <w:t xml:space="preserve"> </w:t>
+      </w:r>
+      <w:r>
+        <w:rPr>
+          <w:rStyle w:val="VerbatimChar"/>
+        </w:rPr>
+        <w:t xml:space="preserve">jeju-ai-saas-fe</w:t>
+      </w:r>
+      <w:r>
+        <w:t xml:space="preserve">)의 개발·테스트 환경을 만드는 절차다. 세 저장소는 서로 빌드 의존이 없어 각각 받아 띄운다. SaaS 화면은 자료를 모두 SaaS 서버 API 에서 받으므로 서버를 먼저 띄운다. 제주 지반침하 프로토타입(</w:t>
       </w:r>
       <w:r>
         <w:rPr>
@@ -378,7 +402,7 @@
         <w:t xml:space="preserve">Jeju-subsidence-AI</w:t>
       </w:r>
       <w:r>
-        <w:t xml:space="preserve">)은 참조 기준 자료이며 통합플랫폼 빌드와 무관하므로 별도 절(3.2)에서 실행 방법만 적는다.</w:t>
+        <w:t xml:space="preserve">)은 참조 기준 자료이며 빌드와 무관하므로 별도 절(3.4)에서 실행 방법만 적는다.</w:t>
       </w:r>
     </w:p>
     <w:p>
@@ -396,9 +420,10 @@
         <w:tblLook w:firstRow="1" w:lastRow="0" w:firstColumn="0" w:lastColumn="0" w:noHBand="0" w:noVBand="0" w:val="0020"/>
       </w:tblPr>
       <w:tblGrid>
-        <w:gridCol w:w="2640"/>
-        <w:gridCol w:w="2640"/>
-        <w:gridCol w:w="2640"/>
+        <w:gridCol w:w="1980"/>
+        <w:gridCol w:w="1980"/>
+        <w:gridCol w:w="1980"/>
+        <w:gridCol w:w="1980"/>
       </w:tblGrid>
       <w:tr>
         <w:trPr>
@@ -433,6 +458,17 @@
               <w:pStyle w:val="Compact"/>
             </w:pPr>
             <w:r>
+              <w:t xml:space="preserve">대상</w:t>
+            </w:r>
+          </w:p>
+        </w:tc>
+        <w:tc>
+          <w:tcPr/>
+          <w:p>
+            <w:pPr>
+              <w:pStyle w:val="Compact"/>
+            </w:pPr>
+            <w:r>
               <w:t xml:space="preserve">설치 방법</w:t>
             </w:r>
           </w:p>
@@ -468,6 +504,17 @@
               <w:pStyle w:val="Compact"/>
             </w:pPr>
             <w:r>
+              <w:t xml:space="preserve">공통</w:t>
+            </w:r>
+          </w:p>
+        </w:tc>
+        <w:tc>
+          <w:tcPr/>
+          <w:p>
+            <w:pPr>
+              <w:pStyle w:val="Compact"/>
+            </w:pPr>
+            <w:r>
               <w:t xml:space="preserve">OS 패키지 관리자</w:t>
             </w:r>
           </w:p>
@@ -481,38 +528,40 @@
               <w:pStyle w:val="Compact"/>
             </w:pPr>
             <w:r>
-              <w:t xml:space="preserve">Node.js</w:t>
-            </w:r>
-          </w:p>
-        </w:tc>
-        <w:tc>
-          <w:tcPr/>
-          <w:p>
-            <w:pPr>
-              <w:pStyle w:val="Compact"/>
-            </w:pPr>
-            <w:r>
-              <w:t xml:space="preserve">24 (LTS)</w:t>
-            </w:r>
-          </w:p>
-        </w:tc>
-        <w:tc>
-          <w:tcPr/>
-          <w:p>
-            <w:pPr>
-              <w:pStyle w:val="Compact"/>
-            </w:pPr>
-            <w:r>
-              <w:rPr>
-                <w:rStyle w:val="VerbatimChar"/>
-              </w:rPr>
-              <w:t xml:space="preserve">mise install</w:t>
-            </w:r>
-            <w:r>
-              <w:t xml:space="preserve"> </w:t>
-            </w:r>
-            <w:r>
-              <w:t xml:space="preserve">— 저장소 루트</w:t>
+              <w:t xml:space="preserve">mise</w:t>
+            </w:r>
+          </w:p>
+        </w:tc>
+        <w:tc>
+          <w:tcPr/>
+          <w:p>
+            <w:pPr>
+              <w:pStyle w:val="Compact"/>
+            </w:pPr>
+            <w:r>
+              <w:t xml:space="preserve">최신</w:t>
+            </w:r>
+          </w:p>
+        </w:tc>
+        <w:tc>
+          <w:tcPr/>
+          <w:p>
+            <w:pPr>
+              <w:pStyle w:val="Compact"/>
+            </w:pPr>
+            <w:r>
+              <w:t xml:space="preserve">공통</w:t>
+            </w:r>
+          </w:p>
+        </w:tc>
+        <w:tc>
+          <w:tcPr/>
+          <w:p>
+            <w:pPr>
+              <w:pStyle w:val="Compact"/>
+            </w:pPr>
+            <w:r>
+              <w:t xml:space="preserve">OS 패키지 관리자. 세 저장소 모두 루트</w:t>
             </w:r>
             <w:r>
               <w:t xml:space="preserve"> </w:t>
@@ -527,7 +576,22 @@
               <w:t xml:space="preserve"> </w:t>
             </w:r>
             <w:r>
-              <w:t xml:space="preserve">이 24 로 고정</w:t>
+              <w:t xml:space="preserve">이 도구 버전을 고정한다.</w:t>
+            </w:r>
+            <w:r>
+              <w:t xml:space="preserve"> </w:t>
+            </w:r>
+            <w:r>
+              <w:rPr>
+                <w:rStyle w:val="VerbatimChar"/>
+              </w:rPr>
+              <w:t xml:space="preserve">gis-sass</w:t>
+            </w:r>
+            <w:r>
+              <w:t xml:space="preserve"> </w:t>
+            </w:r>
+            <w:r>
+              <w:t xml:space="preserve">는 Node 만, SaaS 저장소 두 개는 린트·보안 검사 도구(lefthook, gitleaks, actionlint, hadolint 등)까지 mise 가 받는다</w:t>
             </w:r>
           </w:p>
         </w:tc>
@@ -540,38 +604,115 @@
               <w:pStyle w:val="Compact"/>
             </w:pPr>
             <w:r>
-              <w:t xml:space="preserve">JDK</w:t>
-            </w:r>
-          </w:p>
-        </w:tc>
-        <w:tc>
-          <w:tcPr/>
-          <w:p>
-            <w:pPr>
-              <w:pStyle w:val="Compact"/>
-            </w:pPr>
-            <w:r>
-              <w:t xml:space="preserve">25 (Temurin)</w:t>
-            </w:r>
-          </w:p>
-        </w:tc>
-        <w:tc>
-          <w:tcPr/>
-          <w:p>
-            <w:pPr>
-              <w:pStyle w:val="Compact"/>
-            </w:pPr>
-            <w:r>
-              <w:t xml:space="preserve">호스트에 별도 설치(mise 는 Node 만 고정). 확인:</w:t>
-            </w:r>
-            <w:r>
-              <w:t xml:space="preserve"> </w:t>
-            </w:r>
-            <w:r>
-              <w:rPr>
-                <w:rStyle w:val="VerbatimChar"/>
-              </w:rPr>
-              <w:t xml:space="preserve">java -version</w:t>
+              <w:t xml:space="preserve">Node.js</w:t>
+            </w:r>
+          </w:p>
+        </w:tc>
+        <w:tc>
+          <w:tcPr/>
+          <w:p>
+            <w:pPr>
+              <w:pStyle w:val="Compact"/>
+            </w:pPr>
+            <w:r>
+              <w:t xml:space="preserve">24 (LTS)</w:t>
+            </w:r>
+          </w:p>
+        </w:tc>
+        <w:tc>
+          <w:tcPr/>
+          <w:p>
+            <w:pPr>
+              <w:pStyle w:val="Compact"/>
+            </w:pPr>
+            <w:r>
+              <w:t xml:space="preserve">공통</w:t>
+            </w:r>
+          </w:p>
+        </w:tc>
+        <w:tc>
+          <w:tcPr/>
+          <w:p>
+            <w:pPr>
+              <w:pStyle w:val="Compact"/>
+            </w:pPr>
+            <w:r>
+              <w:rPr>
+                <w:rStyle w:val="VerbatimChar"/>
+              </w:rPr>
+              <w:t xml:space="preserve">mise install</w:t>
+            </w:r>
+            <w:r>
+              <w:t xml:space="preserve"> </w:t>
+            </w:r>
+            <w:r>
+              <w:t xml:space="preserve">—</w:t>
+            </w:r>
+            <w:r>
+              <w:t xml:space="preserve"> </w:t>
+            </w:r>
+            <w:r>
+              <w:rPr>
+                <w:rStyle w:val="VerbatimChar"/>
+              </w:rPr>
+              <w:t xml:space="preserve">gis-sass</w:t>
+            </w:r>
+            <w:r>
+              <w:t xml:space="preserve">·</w:t>
+            </w:r>
+            <w:r>
+              <w:rPr>
+                <w:rStyle w:val="VerbatimChar"/>
+              </w:rPr>
+              <w:t xml:space="preserve">jeju-ai-saas-fe</w:t>
+            </w:r>
+            <w:r>
+              <w:t xml:space="preserve"> </w:t>
+            </w:r>
+            <w:r>
+              <w:t xml:space="preserve">는</w:t>
+            </w:r>
+            <w:r>
+              <w:t xml:space="preserve"> </w:t>
+            </w:r>
+            <w:r>
+              <w:rPr>
+                <w:rStyle w:val="VerbatimChar"/>
+              </w:rPr>
+              <w:t xml:space="preserve">24</w:t>
+            </w:r>
+            <w:r>
+              <w:t xml:space="preserve">,</w:t>
+            </w:r>
+            <w:r>
+              <w:t xml:space="preserve"> </w:t>
+            </w:r>
+            <w:r>
+              <w:rPr>
+                <w:rStyle w:val="VerbatimChar"/>
+              </w:rPr>
+              <w:t xml:space="preserve">jeju-ai-saas-be</w:t>
+            </w:r>
+            <w:r>
+              <w:t xml:space="preserve"> </w:t>
+            </w:r>
+            <w:r>
+              <w:t xml:space="preserve">는</w:t>
+            </w:r>
+            <w:r>
+              <w:t xml:space="preserve"> </w:t>
+            </w:r>
+            <w:r>
+              <w:rPr>
+                <w:rStyle w:val="VerbatimChar"/>
+              </w:rPr>
+              <w:t xml:space="preserve">24.22.0</w:t>
+            </w:r>
+            <w:r>
+              <w:t xml:space="preserve"> </w:t>
+            </w:r>
+            <w:r>
+              <w:t xml:space="preserve">으로 고정</w:t>
             </w:r>
           </w:p>
         </w:tc>
@@ -584,44 +725,52 @@
               <w:pStyle w:val="Compact"/>
             </w:pPr>
             <w:r>
-              <w:t xml:space="preserve">Gradle</w:t>
-            </w:r>
-          </w:p>
-        </w:tc>
-        <w:tc>
-          <w:tcPr/>
-          <w:p>
-            <w:pPr>
-              <w:pStyle w:val="Compact"/>
-            </w:pPr>
-            <w:r>
-              <w:t xml:space="preserve">9.7</w:t>
-            </w:r>
-          </w:p>
-        </w:tc>
-        <w:tc>
-          <w:tcPr/>
-          <w:p>
-            <w:pPr>
-              <w:pStyle w:val="Compact"/>
-            </w:pPr>
-            <w:r>
-              <w:t xml:space="preserve">설치 불필요 — 각 API 디렉터리의</w:t>
-            </w:r>
-            <w:r>
-              <w:t xml:space="preserve"> </w:t>
-            </w:r>
-            <w:r>
-              <w:rPr>
-                <w:rStyle w:val="VerbatimChar"/>
-              </w:rPr>
-              <w:t xml:space="preserve">./gradlew</w:t>
-            </w:r>
-            <w:r>
-              <w:t xml:space="preserve"> </w:t>
-            </w:r>
-            <w:r>
-              <w:t xml:space="preserve">사용</w:t>
+              <w:t xml:space="preserve">JDK</w:t>
+            </w:r>
+          </w:p>
+        </w:tc>
+        <w:tc>
+          <w:tcPr/>
+          <w:p>
+            <w:pPr>
+              <w:pStyle w:val="Compact"/>
+            </w:pPr>
+            <w:r>
+              <w:t xml:space="preserve">25 (Temurin)</w:t>
+            </w:r>
+          </w:p>
+        </w:tc>
+        <w:tc>
+          <w:tcPr/>
+          <w:p>
+            <w:pPr>
+              <w:pStyle w:val="Compact"/>
+            </w:pPr>
+            <w:r>
+              <w:rPr>
+                <w:rStyle w:val="VerbatimChar"/>
+              </w:rPr>
+              <w:t xml:space="preserve">gis-sass</w:t>
+            </w:r>
+          </w:p>
+        </w:tc>
+        <w:tc>
+          <w:tcPr/>
+          <w:p>
+            <w:pPr>
+              <w:pStyle w:val="Compact"/>
+            </w:pPr>
+            <w:r>
+              <w:t xml:space="preserve">호스트에 별도 설치(mise 는 Node 만 고정). 확인:</w:t>
+            </w:r>
+            <w:r>
+              <w:t xml:space="preserve"> </w:t>
+            </w:r>
+            <w:r>
+              <w:rPr>
+                <w:rStyle w:val="VerbatimChar"/>
+              </w:rPr>
+              <w:t xml:space="preserve">java -version</w:t>
             </w:r>
           </w:p>
         </w:tc>
@@ -634,29 +783,58 @@
               <w:pStyle w:val="Compact"/>
             </w:pPr>
             <w:r>
-              <w:t xml:space="preserve">Docker, Docker Compose</w:t>
-            </w:r>
-          </w:p>
-        </w:tc>
-        <w:tc>
-          <w:tcPr/>
-          <w:p>
-            <w:pPr>
-              <w:pStyle w:val="Compact"/>
-            </w:pPr>
-            <w:r>
-              <w:t xml:space="preserve">최신</w:t>
-            </w:r>
-          </w:p>
-        </w:tc>
-        <w:tc>
-          <w:tcPr/>
-          <w:p>
-            <w:pPr>
-              <w:pStyle w:val="Compact"/>
-            </w:pPr>
-            <w:r>
-              <w:t xml:space="preserve">Docker Desktop · colima · podman 등. Docker Engine 29 이상은 5절 참고</w:t>
+              <w:t xml:space="preserve">Gradle</w:t>
+            </w:r>
+          </w:p>
+        </w:tc>
+        <w:tc>
+          <w:tcPr/>
+          <w:p>
+            <w:pPr>
+              <w:pStyle w:val="Compact"/>
+            </w:pPr>
+            <w:r>
+              <w:t xml:space="preserve">9.7</w:t>
+            </w:r>
+          </w:p>
+        </w:tc>
+        <w:tc>
+          <w:tcPr/>
+          <w:p>
+            <w:pPr>
+              <w:pStyle w:val="Compact"/>
+            </w:pPr>
+            <w:r>
+              <w:rPr>
+                <w:rStyle w:val="VerbatimChar"/>
+              </w:rPr>
+              <w:t xml:space="preserve">gis-sass</w:t>
+            </w:r>
+          </w:p>
+        </w:tc>
+        <w:tc>
+          <w:tcPr/>
+          <w:p>
+            <w:pPr>
+              <w:pStyle w:val="Compact"/>
+            </w:pPr>
+            <w:r>
+              <w:t xml:space="preserve">설치 불필요 — 각 API 디렉터리의</w:t>
+            </w:r>
+            <w:r>
+              <w:t xml:space="preserve"> </w:t>
+            </w:r>
+            <w:r>
+              <w:rPr>
+                <w:rStyle w:val="VerbatimChar"/>
+              </w:rPr>
+              <w:t xml:space="preserve">./gradlew</w:t>
+            </w:r>
+            <w:r>
+              <w:t xml:space="preserve"> </w:t>
+            </w:r>
+            <w:r>
+              <w:t xml:space="preserve">사용</w:t>
             </w:r>
           </w:p>
         </w:tc>
@@ -669,32 +847,70 @@
               <w:pStyle w:val="Compact"/>
             </w:pPr>
             <w:r>
-              <w:t xml:space="preserve">PostgreSQL + PostGIS</w:t>
-            </w:r>
-          </w:p>
-        </w:tc>
-        <w:tc>
-          <w:tcPr/>
-          <w:p>
-            <w:pPr>
-              <w:pStyle w:val="Compact"/>
-            </w:pPr>
-            <w:r>
-              <w:rPr>
-                <w:rStyle w:val="VerbatimChar"/>
-              </w:rPr>
-              <w:t xml:space="preserve">postgis/postgis:16-3.4</w:t>
-            </w:r>
-          </w:p>
-        </w:tc>
-        <w:tc>
-          <w:tcPr/>
-          <w:p>
-            <w:pPr>
-              <w:pStyle w:val="Compact"/>
-            </w:pPr>
-            <w:r>
-              <w:t xml:space="preserve">compose 가 컨테이너로 기동(호스트 설치 불필요)</w:t>
+              <w:t xml:space="preserve">Docker, Docker Compose</w:t>
+            </w:r>
+          </w:p>
+        </w:tc>
+        <w:tc>
+          <w:tcPr/>
+          <w:p>
+            <w:pPr>
+              <w:pStyle w:val="Compact"/>
+            </w:pPr>
+            <w:r>
+              <w:t xml:space="preserve">최신</w:t>
+            </w:r>
+          </w:p>
+        </w:tc>
+        <w:tc>
+          <w:tcPr/>
+          <w:p>
+            <w:pPr>
+              <w:pStyle w:val="Compact"/>
+            </w:pPr>
+            <w:r>
+              <w:t xml:space="preserve">공통</w:t>
+            </w:r>
+          </w:p>
+        </w:tc>
+        <w:tc>
+          <w:tcPr/>
+          <w:p>
+            <w:pPr>
+              <w:pStyle w:val="Compact"/>
+            </w:pPr>
+            <w:r>
+              <w:t xml:space="preserve">Docker Desktop · colima · podman 등. Docker Engine 29 이상은 5절 참고.</w:t>
+            </w:r>
+            <w:r>
+              <w:t xml:space="preserve"> </w:t>
+            </w:r>
+            <w:r>
+              <w:rPr>
+                <w:rStyle w:val="VerbatimChar"/>
+              </w:rPr>
+              <w:t xml:space="preserve">jeju-ai-saas-be</w:t>
+            </w:r>
+            <w:r>
+              <w:t xml:space="preserve"> </w:t>
+            </w:r>
+            <w:r>
+              <w:t xml:space="preserve">는 스토리지·지수 레이어 실행기·통합 테스트에,</w:t>
+            </w:r>
+            <w:r>
+              <w:t xml:space="preserve"> </w:t>
+            </w:r>
+            <w:r>
+              <w:rPr>
+                <w:rStyle w:val="VerbatimChar"/>
+              </w:rPr>
+              <w:t xml:space="preserve">jeju-ai-saas-fe</w:t>
+            </w:r>
+            <w:r>
+              <w:t xml:space="preserve"> </w:t>
+            </w:r>
+            <w:r>
+              <w:t xml:space="preserve">는 운영 이미지 빌드와 리눅스 E2E 에만 쓴다</w:t>
             </w:r>
           </w:p>
         </w:tc>
@@ -707,38 +923,46 @@
               <w:pStyle w:val="Compact"/>
             </w:pPr>
             <w:r>
-              <w:t xml:space="preserve">curl, jq</w:t>
-            </w:r>
-          </w:p>
-        </w:tc>
-        <w:tc>
-          <w:tcPr/>
-          <w:p>
-            <w:pPr>
-              <w:pStyle w:val="Compact"/>
-            </w:pPr>
-            <w:r>
-              <w:t xml:space="preserve">—</w:t>
-            </w:r>
-          </w:p>
-        </w:tc>
-        <w:tc>
-          <w:tcPr/>
-          <w:p>
-            <w:pPr>
-              <w:pStyle w:val="Compact"/>
-            </w:pPr>
-            <w:r>
-              <w:t xml:space="preserve">smoke 스크립트(</w:t>
-            </w:r>
-            <w:r>
-              <w:rPr>
-                <w:rStyle w:val="VerbatimChar"/>
-              </w:rPr>
-              <w:t xml:space="preserve">scripts/smoke-*.sh</w:t>
-            </w:r>
-            <w:r>
-              <w:t xml:space="preserve">) 실행용</w:t>
+              <w:t xml:space="preserve">PostgreSQL + PostGIS</w:t>
+            </w:r>
+          </w:p>
+        </w:tc>
+        <w:tc>
+          <w:tcPr/>
+          <w:p>
+            <w:pPr>
+              <w:pStyle w:val="Compact"/>
+            </w:pPr>
+            <w:r>
+              <w:rPr>
+                <w:rStyle w:val="VerbatimChar"/>
+              </w:rPr>
+              <w:t xml:space="preserve">postgis/postgis:16-3.4</w:t>
+            </w:r>
+          </w:p>
+        </w:tc>
+        <w:tc>
+          <w:tcPr/>
+          <w:p>
+            <w:pPr>
+              <w:pStyle w:val="Compact"/>
+            </w:pPr>
+            <w:r>
+              <w:rPr>
+                <w:rStyle w:val="VerbatimChar"/>
+              </w:rPr>
+              <w:t xml:space="preserve">gis-sass</w:t>
+            </w:r>
+          </w:p>
+        </w:tc>
+        <w:tc>
+          <w:tcPr/>
+          <w:p>
+            <w:pPr>
+              <w:pStyle w:val="Compact"/>
+            </w:pPr>
+            <w:r>
+              <w:t xml:space="preserve">compose 가 컨테이너로 기동(호스트 설치 불필요)</w:t>
             </w:r>
           </w:p>
         </w:tc>
@@ -751,38 +975,46 @@
               <w:pStyle w:val="Compact"/>
             </w:pPr>
             <w:r>
-              <w:t xml:space="preserve">Python</w:t>
-            </w:r>
-          </w:p>
-        </w:tc>
-        <w:tc>
-          <w:tcPr/>
-          <w:p>
-            <w:pPr>
-              <w:pStyle w:val="Compact"/>
-            </w:pPr>
-            <w:r>
-              <w:t xml:space="preserve">3</w:t>
-            </w:r>
-          </w:p>
-        </w:tc>
-        <w:tc>
-          <w:tcPr/>
-          <w:p>
-            <w:pPr>
-              <w:pStyle w:val="Compact"/>
-            </w:pPr>
-            <w:r>
-              <w:t xml:space="preserve">문서 링크 검사(</w:t>
-            </w:r>
-            <w:r>
-              <w:rPr>
-                <w:rStyle w:val="VerbatimChar"/>
-              </w:rPr>
-              <w:t xml:space="preserve">scripts/check-doc-links.py</w:t>
-            </w:r>
-            <w:r>
-              <w:t xml:space="preserve">) 실행용</w:t>
+              <w:t xml:space="preserve">SeaweedFS (S3 호환 스토리지)</w:t>
+            </w:r>
+          </w:p>
+        </w:tc>
+        <w:tc>
+          <w:tcPr/>
+          <w:p>
+            <w:pPr>
+              <w:pStyle w:val="Compact"/>
+            </w:pPr>
+            <w:r>
+              <w:rPr>
+                <w:rStyle w:val="VerbatimChar"/>
+              </w:rPr>
+              <w:t xml:space="preserve">chrislusf/seaweedfs:3.97</w:t>
+            </w:r>
+          </w:p>
+        </w:tc>
+        <w:tc>
+          <w:tcPr/>
+          <w:p>
+            <w:pPr>
+              <w:pStyle w:val="Compact"/>
+            </w:pPr>
+            <w:r>
+              <w:rPr>
+                <w:rStyle w:val="VerbatimChar"/>
+              </w:rPr>
+              <w:t xml:space="preserve">jeju-ai-saas-be</w:t>
+            </w:r>
+          </w:p>
+        </w:tc>
+        <w:tc>
+          <w:tcPr/>
+          <w:p>
+            <w:pPr>
+              <w:pStyle w:val="Compact"/>
+            </w:pPr>
+            <w:r>
+              <w:t xml:space="preserve">compose 가 컨테이너로 기동(호스트 설치 불필요)</w:t>
             </w:r>
           </w:p>
         </w:tc>
@@ -795,38 +1027,64 @@
               <w:pStyle w:val="Compact"/>
             </w:pPr>
             <w:r>
-              <w:t xml:space="preserve">Dagger CLI</w:t>
-            </w:r>
-          </w:p>
-        </w:tc>
-        <w:tc>
-          <w:tcPr/>
-          <w:p>
-            <w:pPr>
-              <w:pStyle w:val="Compact"/>
-            </w:pPr>
-            <w:r>
-              <w:t xml:space="preserve">v0.21.9</w:t>
-            </w:r>
-          </w:p>
-        </w:tc>
-        <w:tc>
-          <w:tcPr/>
-          <w:p>
-            <w:pPr>
-              <w:pStyle w:val="Compact"/>
-            </w:pPr>
-            <w:r>
-              <w:t xml:space="preserve">선택 — CI 와 같은 컨테이너에서 로컬 사전 검증할 때(</w:t>
-            </w:r>
-            <w:r>
-              <w:rPr>
-                <w:rStyle w:val="VerbatimChar"/>
-              </w:rPr>
-              <w:t xml:space="preserve">dagger/README.md</w:t>
-            </w:r>
-            <w:r>
-              <w:t xml:space="preserve">)</w:t>
+              <w:t xml:space="preserve">curl, jq</w:t>
+            </w:r>
+          </w:p>
+        </w:tc>
+        <w:tc>
+          <w:tcPr/>
+          <w:p>
+            <w:pPr>
+              <w:pStyle w:val="Compact"/>
+            </w:pPr>
+            <w:r>
+              <w:t xml:space="preserve">—</w:t>
+            </w:r>
+          </w:p>
+        </w:tc>
+        <w:tc>
+          <w:tcPr/>
+          <w:p>
+            <w:pPr>
+              <w:pStyle w:val="Compact"/>
+            </w:pPr>
+            <w:r>
+              <w:rPr>
+                <w:rStyle w:val="VerbatimChar"/>
+              </w:rPr>
+              <w:t xml:space="preserve">gis-sass</w:t>
+            </w:r>
+            <w:r>
+              <w:t xml:space="preserve">,</w:t>
+            </w:r>
+            <w:r>
+              <w:t xml:space="preserve"> </w:t>
+            </w:r>
+            <w:r>
+              <w:rPr>
+                <w:rStyle w:val="VerbatimChar"/>
+              </w:rPr>
+              <w:t xml:space="preserve">jeju-ai-saas-be</w:t>
+            </w:r>
+          </w:p>
+        </w:tc>
+        <w:tc>
+          <w:tcPr/>
+          <w:p>
+            <w:pPr>
+              <w:pStyle w:val="Compact"/>
+            </w:pPr>
+            <w:r>
+              <w:t xml:space="preserve">smoke 스크립트(</w:t>
+            </w:r>
+            <w:r>
+              <w:rPr>
+                <w:rStyle w:val="VerbatimChar"/>
+              </w:rPr>
+              <w:t xml:space="preserve">scripts/smoke-*.sh</w:t>
+            </w:r>
+            <w:r>
+              <w:t xml:space="preserve">)와 API 동작 확인용. jq 는 smoke 스크립트만 쓴다</w:t>
             </w:r>
           </w:p>
         </w:tc>
@@ -839,6 +1097,413 @@
               <w:pStyle w:val="Compact"/>
             </w:pPr>
             <w:r>
+              <w:t xml:space="preserve">Python</w:t>
+            </w:r>
+          </w:p>
+        </w:tc>
+        <w:tc>
+          <w:tcPr/>
+          <w:p>
+            <w:pPr>
+              <w:pStyle w:val="Compact"/>
+            </w:pPr>
+            <w:r>
+              <w:t xml:space="preserve">3</w:t>
+            </w:r>
+          </w:p>
+        </w:tc>
+        <w:tc>
+          <w:tcPr/>
+          <w:p>
+            <w:pPr>
+              <w:pStyle w:val="Compact"/>
+            </w:pPr>
+            <w:r>
+              <w:rPr>
+                <w:rStyle w:val="VerbatimChar"/>
+              </w:rPr>
+              <w:t xml:space="preserve">gis-sass</w:t>
+            </w:r>
+          </w:p>
+        </w:tc>
+        <w:tc>
+          <w:tcPr/>
+          <w:p>
+            <w:pPr>
+              <w:pStyle w:val="Compact"/>
+            </w:pPr>
+            <w:r>
+              <w:t xml:space="preserve">문서 링크 검사(</w:t>
+            </w:r>
+            <w:r>
+              <w:rPr>
+                <w:rStyle w:val="VerbatimChar"/>
+              </w:rPr>
+              <w:t xml:space="preserve">scripts/check-doc-links.py</w:t>
+            </w:r>
+            <w:r>
+              <w:t xml:space="preserve">) 실행용</w:t>
+            </w:r>
+          </w:p>
+        </w:tc>
+      </w:tr>
+      <w:tr>
+        <w:tc>
+          <w:tcPr/>
+          <w:p>
+            <w:pPr>
+              <w:pStyle w:val="Compact"/>
+            </w:pPr>
+            <w:r>
+              <w:t xml:space="preserve">Python</w:t>
+            </w:r>
+          </w:p>
+        </w:tc>
+        <w:tc>
+          <w:tcPr/>
+          <w:p>
+            <w:pPr>
+              <w:pStyle w:val="Compact"/>
+            </w:pPr>
+            <w:r>
+              <w:t xml:space="preserve">3.12</w:t>
+            </w:r>
+          </w:p>
+        </w:tc>
+        <w:tc>
+          <w:tcPr/>
+          <w:p>
+            <w:pPr>
+              <w:pStyle w:val="Compact"/>
+            </w:pPr>
+            <w:r>
+              <w:rPr>
+                <w:rStyle w:val="VerbatimChar"/>
+              </w:rPr>
+              <w:t xml:space="preserve">jeju-ai-saas-be</w:t>
+            </w:r>
+          </w:p>
+        </w:tc>
+        <w:tc>
+          <w:tcPr/>
+          <w:p>
+            <w:pPr>
+              <w:pStyle w:val="Compact"/>
+            </w:pPr>
+            <w:r>
+              <w:rPr>
+                <w:rStyle w:val="VerbatimChar"/>
+              </w:rPr>
+              <w:t xml:space="preserve">mise install</w:t>
+            </w:r>
+            <w:r>
+              <w:t xml:space="preserve"> </w:t>
+            </w:r>
+            <w:r>
+              <w:t xml:space="preserve">—</w:t>
+            </w:r>
+            <w:r>
+              <w:t xml:space="preserve"> </w:t>
+            </w:r>
+            <w:r>
+              <w:rPr>
+                <w:rStyle w:val="VerbatimChar"/>
+              </w:rPr>
+              <w:t xml:space="preserve">mise.toml</w:t>
+            </w:r>
+            <w:r>
+              <w:t xml:space="preserve"> </w:t>
+            </w:r>
+            <w:r>
+              <w:t xml:space="preserve">이</w:t>
+            </w:r>
+            <w:r>
+              <w:t xml:space="preserve"> </w:t>
+            </w:r>
+            <w:r>
+              <w:rPr>
+                <w:rStyle w:val="VerbatimChar"/>
+              </w:rPr>
+              <w:t xml:space="preserve">3.12.15</w:t>
+            </w:r>
+            <w:r>
+              <w:t xml:space="preserve"> </w:t>
+            </w:r>
+            <w:r>
+              <w:t xml:space="preserve">로 고정하고</w:t>
+            </w:r>
+            <w:r>
+              <w:t xml:space="preserve"> </w:t>
+            </w:r>
+            <w:r>
+              <w:rPr>
+                <w:rStyle w:val="VerbatimChar"/>
+              </w:rPr>
+              <w:t xml:space="preserve">.venv</w:t>
+            </w:r>
+            <w:r>
+              <w:t xml:space="preserve"> </w:t>
+            </w:r>
+            <w:r>
+              <w:t xml:space="preserve">를 만든다(파이프라인·지수 실행기). 파이프라인 의존성(</w:t>
+            </w:r>
+            <w:r>
+              <w:rPr>
+                <w:rStyle w:val="VerbatimChar"/>
+              </w:rPr>
+              <w:t xml:space="preserve">pipeline/requirements.txt</w:t>
+            </w:r>
+            <w:r>
+              <w:t xml:space="preserve">)은</w:t>
+            </w:r>
+            <w:r>
+              <w:t xml:space="preserve"> </w:t>
+            </w:r>
+            <w:r>
+              <w:rPr>
+                <w:rStyle w:val="VerbatimChar"/>
+              </w:rPr>
+              <w:t xml:space="preserve">mise run pipeline:install</w:t>
+            </w:r>
+          </w:p>
+        </w:tc>
+      </w:tr>
+      <w:tr>
+        <w:tc>
+          <w:tcPr/>
+          <w:p>
+            <w:pPr>
+              <w:pStyle w:val="Compact"/>
+            </w:pPr>
+            <w:r>
+              <w:t xml:space="preserve">lefthook</w:t>
+            </w:r>
+          </w:p>
+        </w:tc>
+        <w:tc>
+          <w:tcPr/>
+          <w:p>
+            <w:pPr>
+              <w:pStyle w:val="Compact"/>
+            </w:pPr>
+            <w:r>
+              <w:t xml:space="preserve">2.2.2</w:t>
+            </w:r>
+          </w:p>
+        </w:tc>
+        <w:tc>
+          <w:tcPr/>
+          <w:p>
+            <w:pPr>
+              <w:pStyle w:val="Compact"/>
+            </w:pPr>
+            <w:r>
+              <w:rPr>
+                <w:rStyle w:val="VerbatimChar"/>
+              </w:rPr>
+              <w:t xml:space="preserve">jeju-ai-saas-be</w:t>
+            </w:r>
+            <w:r>
+              <w:t xml:space="preserve">,</w:t>
+            </w:r>
+            <w:r>
+              <w:t xml:space="preserve"> </w:t>
+            </w:r>
+            <w:r>
+              <w:rPr>
+                <w:rStyle w:val="VerbatimChar"/>
+              </w:rPr>
+              <w:t xml:space="preserve">jeju-ai-saas-fe</w:t>
+            </w:r>
+          </w:p>
+        </w:tc>
+        <w:tc>
+          <w:tcPr/>
+          <w:p>
+            <w:pPr>
+              <w:pStyle w:val="Compact"/>
+            </w:pPr>
+            <w:r>
+              <w:rPr>
+                <w:rStyle w:val="VerbatimChar"/>
+              </w:rPr>
+              <w:t xml:space="preserve">mise install</w:t>
+            </w:r>
+            <w:r>
+              <w:t xml:space="preserve"> </w:t>
+            </w:r>
+            <w:r>
+              <w:t xml:space="preserve">로 받는다. 커밋 훅 설치는 처음 한 번</w:t>
+            </w:r>
+            <w:r>
+              <w:t xml:space="preserve"> </w:t>
+            </w:r>
+            <w:r>
+              <w:rPr>
+                <w:rStyle w:val="VerbatimChar"/>
+              </w:rPr>
+              <w:t xml:space="preserve">mise exec -- lefthook install</w:t>
+            </w:r>
+          </w:p>
+        </w:tc>
+      </w:tr>
+      <w:tr>
+        <w:tc>
+          <w:tcPr/>
+          <w:p>
+            <w:pPr>
+              <w:pStyle w:val="Compact"/>
+            </w:pPr>
+            <w:r>
+              <w:t xml:space="preserve">Chromium (Playwright)</w:t>
+            </w:r>
+          </w:p>
+        </w:tc>
+        <w:tc>
+          <w:tcPr/>
+          <w:p>
+            <w:pPr>
+              <w:pStyle w:val="Compact"/>
+            </w:pPr>
+            <w:r>
+              <w:rPr>
+                <w:rStyle w:val="VerbatimChar"/>
+              </w:rPr>
+              <w:t xml:space="preserve">@playwright/test</w:t>
+            </w:r>
+            <w:r>
+              <w:t xml:space="preserve"> </w:t>
+            </w:r>
+            <w:r>
+              <w:t xml:space="preserve">가 요구하는 버전</w:t>
+            </w:r>
+          </w:p>
+        </w:tc>
+        <w:tc>
+          <w:tcPr/>
+          <w:p>
+            <w:pPr>
+              <w:pStyle w:val="Compact"/>
+            </w:pPr>
+            <w:r>
+              <w:rPr>
+                <w:rStyle w:val="VerbatimChar"/>
+              </w:rPr>
+              <w:t xml:space="preserve">jeju-ai-saas-fe</w:t>
+            </w:r>
+          </w:p>
+        </w:tc>
+        <w:tc>
+          <w:tcPr/>
+          <w:p>
+            <w:pPr>
+              <w:pStyle w:val="Compact"/>
+            </w:pPr>
+            <w:r>
+              <w:rPr>
+                <w:rStyle w:val="VerbatimChar"/>
+              </w:rPr>
+              <w:t xml:space="preserve">npm ci</w:t>
+            </w:r>
+            <w:r>
+              <w:t xml:space="preserve"> </w:t>
+            </w:r>
+            <w:r>
+              <w:t xml:space="preserve">뒤</w:t>
+            </w:r>
+            <w:r>
+              <w:t xml:space="preserve"> </w:t>
+            </w:r>
+            <w:r>
+              <w:rPr>
+                <w:rStyle w:val="VerbatimChar"/>
+              </w:rPr>
+              <w:t xml:space="preserve">npx playwright install chromium</w:t>
+            </w:r>
+            <w:r>
+              <w:t xml:space="preserve"> </w:t>
+            </w:r>
+            <w:r>
+              <w:t xml:space="preserve">— E2E 용. 리눅스 공식 이미지로 돌리면(</w:t>
+            </w:r>
+            <w:r>
+              <w:rPr>
+                <w:rStyle w:val="VerbatimChar"/>
+              </w:rPr>
+              <w:t xml:space="preserve">mise run test:e2e:docker</w:t>
+            </w:r>
+            <w:r>
+              <w:t xml:space="preserve">) 호스트 설치 불필요</w:t>
+            </w:r>
+          </w:p>
+        </w:tc>
+      </w:tr>
+      <w:tr>
+        <w:tc>
+          <w:tcPr/>
+          <w:p>
+            <w:pPr>
+              <w:pStyle w:val="Compact"/>
+            </w:pPr>
+            <w:r>
+              <w:t xml:space="preserve">Dagger CLI</w:t>
+            </w:r>
+          </w:p>
+        </w:tc>
+        <w:tc>
+          <w:tcPr/>
+          <w:p>
+            <w:pPr>
+              <w:pStyle w:val="Compact"/>
+            </w:pPr>
+            <w:r>
+              <w:t xml:space="preserve">v0.21.9</w:t>
+            </w:r>
+          </w:p>
+        </w:tc>
+        <w:tc>
+          <w:tcPr/>
+          <w:p>
+            <w:pPr>
+              <w:pStyle w:val="Compact"/>
+            </w:pPr>
+            <w:r>
+              <w:rPr>
+                <w:rStyle w:val="VerbatimChar"/>
+              </w:rPr>
+              <w:t xml:space="preserve">gis-sass</w:t>
+            </w:r>
+          </w:p>
+        </w:tc>
+        <w:tc>
+          <w:tcPr/>
+          <w:p>
+            <w:pPr>
+              <w:pStyle w:val="Compact"/>
+            </w:pPr>
+            <w:r>
+              <w:t xml:space="preserve">선택 — CI 와 같은 컨테이너에서 로컬 사전 검증할 때(</w:t>
+            </w:r>
+            <w:r>
+              <w:rPr>
+                <w:rStyle w:val="VerbatimChar"/>
+              </w:rPr>
+              <w:t xml:space="preserve">dagger/README.md</w:t>
+            </w:r>
+            <w:r>
+              <w:t xml:space="preserve">)</w:t>
+            </w:r>
+          </w:p>
+        </w:tc>
+      </w:tr>
+      <w:tr>
+        <w:tc>
+          <w:tcPr/>
+          <w:p>
+            <w:pPr>
+              <w:pStyle w:val="Compact"/>
+            </w:pPr>
+            <w:r>
               <w:t xml:space="preserve">helm, kubectl, k3d</w:t>
             </w:r>
           </w:p>
@@ -851,6 +1516,20 @@
             </w:pPr>
             <w:r>
               <w:t xml:space="preserve">—</w:t>
+            </w:r>
+          </w:p>
+        </w:tc>
+        <w:tc>
+          <w:tcPr/>
+          <w:p>
+            <w:pPr>
+              <w:pStyle w:val="Compact"/>
+            </w:pPr>
+            <w:r>
+              <w:rPr>
+                <w:rStyle w:val="VerbatimChar"/>
+              </w:rPr>
+              <w:t xml:space="preserve">gis-sass</w:t>
             </w:r>
           </w:p>
         </w:tc>
@@ -928,6 +1607,61 @@
           <w:rStyle w:val="NormalTok"/>
         </w:rPr>
         <w:t xml:space="preserve"> switch develop</w:t>
+      </w:r>
+    </w:p>
+    <w:p>
+      <w:pPr>
+        <w:pStyle w:val="FirstParagraph"/>
+      </w:pPr>
+      <w:r>
+        <w:t xml:space="preserve">SaaS 저장소 두 개는 기본 브랜치가</w:t>
+      </w:r>
+      <w:r>
+        <w:t xml:space="preserve"> </w:t>
+      </w:r>
+      <w:r>
+        <w:rPr>
+          <w:rStyle w:val="VerbatimChar"/>
+        </w:rPr>
+        <w:t xml:space="preserve">develop</w:t>
+      </w:r>
+      <w:r>
+        <w:t xml:space="preserve"> </w:t>
+      </w:r>
+      <w:r>
+        <w:t xml:space="preserve">이라 clone 만 하면 된다. 서로 독립이라 둘 다 받거나 필요한 쪽만 받는다.</w:t>
+      </w:r>
+    </w:p>
+    <w:p>
+      <w:pPr>
+        <w:pStyle w:val="SourceCode"/>
+      </w:pPr>
+      <w:r>
+        <w:rPr>
+          <w:rStyle w:val="FunctionTok"/>
+        </w:rPr>
+        <w:t xml:space="preserve">git</w:t>
+      </w:r>
+      <w:r>
+        <w:rPr>
+          <w:rStyle w:val="NormalTok"/>
+        </w:rPr>
+        <w:t xml:space="preserve"> clone git@github.com:innopam/jeju-ai-saas-be.git</w:t>
+      </w:r>
+      <w:r>
+        <w:br/>
+      </w:r>
+      <w:r>
+        <w:rPr>
+          <w:rStyle w:val="FunctionTok"/>
+        </w:rPr>
+        <w:t xml:space="preserve">git</w:t>
+      </w:r>
+      <w:r>
+        <w:rPr>
+          <w:rStyle w:val="NormalTok"/>
+        </w:rPr>
+        <w:t xml:space="preserve"> clone git@github.com:innopam/jeju-ai-saas-fe.git</w:t>
       </w:r>
     </w:p>
     <w:p>
@@ -1506,7 +2240,7 @@
         <w:pStyle w:val="Heading3"/>
       </w:pPr>
       <w:r>
-        <w:t xml:space="preserve">3.2 참조 프로토타입(Jeju-subsidence-AI, 선택)</w:t>
+        <w:t xml:space="preserve">3.2 지반침하 SaaS 서버(jeju-ai-saas-be)</w:t>
       </w:r>
     </w:p>
     <w:p>
@@ -1514,76 +2248,31 @@
         <w:pStyle w:val="FirstParagraph"/>
       </w:pPr>
       <w:r>
-        <w:t xml:space="preserve">프로토타입은 별도 백엔드(API) 서버 없이 정적 데이터로 동작하는 React 지도 화면이다(개발 서버 기본 포트 5178). 화면용 데이터(</w:t>
-      </w:r>
-      <w:r>
-        <w:rPr>
-          <w:rStyle w:val="VerbatimChar"/>
-        </w:rPr>
-        <w:t xml:space="preserve">app/public/data</w:t>
-      </w:r>
-      <w:r>
-        <w:t xml:space="preserve">)가 저장소에 포함되어 있어 원본 GIS 자료 없이 바로 실행할 수 있다. 배경지도는 선택 사항이다. 브이월드 인증키(</w:t>
-      </w:r>
-      <w:r>
-        <w:rPr>
-          <w:rStyle w:val="VerbatimChar"/>
-        </w:rPr>
-        <w:t xml:space="preserve">app/.env.local</w:t>
-      </w:r>
-      <w:r>
-        <w:t xml:space="preserve"> </w:t>
-      </w:r>
-      <w:r>
-        <w:t xml:space="preserve">의</w:t>
-      </w:r>
-      <w:r>
-        <w:t xml:space="preserve"> </w:t>
-      </w:r>
-      <w:r>
-        <w:rPr>
-          <w:rStyle w:val="VerbatimChar"/>
-        </w:rPr>
-        <w:t xml:space="preserve">VITE_VWORLD_KEY</w:t>
-      </w:r>
-      <w:r>
-        <w:t xml:space="preserve">, 견본은</w:t>
-      </w:r>
-      <w:r>
-        <w:t xml:space="preserve"> </w:t>
-      </w:r>
-      <w:r>
-        <w:rPr>
-          <w:rStyle w:val="VerbatimChar"/>
-        </w:rPr>
-        <w:t xml:space="preserve">app/.env.example</w:t>
-      </w:r>
-      <w:r>
-        <w:t xml:space="preserve">)를 넣은 경우에만 브라우저가 외부(</w:t>
-      </w:r>
-      <w:r>
-        <w:rPr>
-          <w:rStyle w:val="VerbatimChar"/>
-        </w:rPr>
-        <w:t xml:space="preserve">api.vworld.kr</w:t>
-      </w:r>
-      <w:r>
-        <w:t xml:space="preserve">)에서 타일을 받고, 키가 없으면 배경지도 없이 열린다. 아래 명령은</w:t>
-      </w:r>
-      <w:r>
-        <w:t xml:space="preserve"> </w:t>
-      </w:r>
-      <w:r>
-        <w:rPr>
-          <w:rStyle w:val="VerbatimChar"/>
-        </w:rPr>
-        <w:t xml:space="preserve">Jeju-subsidence-AI</w:t>
-      </w:r>
-      <w:r>
-        <w:t xml:space="preserve"> </w:t>
-      </w:r>
-      <w:r>
-        <w:t xml:space="preserve">저장소 루트에서 실행한다.</w:t>
+        <w:t xml:space="preserve">저장소는 두 부분이다.</w:t>
+      </w:r>
+      <w:r>
+        <w:t xml:space="preserve"> </w:t>
+      </w:r>
+      <w:r>
+        <w:rPr>
+          <w:rStyle w:val="VerbatimChar"/>
+        </w:rPr>
+        <w:t xml:space="preserve">api/</w:t>
+      </w:r>
+      <w:r>
+        <w:t xml:space="preserve">(Node.js 24 + TypeScript, Fastify)는 오브젝트 스토리지(S3 호환)에 둔 레이어 자료를 화면에 중계하고,</w:t>
+      </w:r>
+      <w:r>
+        <w:t xml:space="preserve"> </w:t>
+      </w:r>
+      <w:r>
+        <w:rPr>
+          <w:rStyle w:val="VerbatimChar"/>
+        </w:rPr>
+        <w:t xml:space="preserve">pipeline/</w:t>
+      </w:r>
+      <w:r>
+        <w:t xml:space="preserve">(Python 3.12)은 원본 GIS 를 레이어로 바꾸는 변환과 지수 레이어 실행을 맡는다. 로컬 스토리지는 compose 가 띄우는 SeaweedFS 다. 레이어 자료는 git 에 없고 스토리지가 원본이므로 처음 한 번 자료를 올려야 화면에 무언가 보인다. 아래 명령은 저장소 루트에서 실행한다.</w:t>
       </w:r>
     </w:p>
     <w:p>
@@ -1592,8 +2281,158 @@
       </w:pPr>
       <w:r>
         <w:rPr>
+          <w:rStyle w:val="CommentTok"/>
+        </w:rPr>
+        <w:t xml:space="preserve"># 도구 설치와 커밋 훅 (처음 한 번). mise.toml 이 Node 24.22.0 · Python 3.12.15 와 검사 도구를 고정하고 .venv 를 만든다</w:t>
+      </w:r>
+      <w:r>
+        <w:br/>
+      </w:r>
+      <w:r>
+        <w:rPr>
           <w:rStyle w:val="ExtensionTok"/>
         </w:rPr>
+        <w:t xml:space="preserve">mise</w:t>
+      </w:r>
+      <w:r>
+        <w:rPr>
+          <w:rStyle w:val="NormalTok"/>
+        </w:rPr>
+        <w:t xml:space="preserve"> trust </w:t>
+      </w:r>
+      <w:r>
+        <w:rPr>
+          <w:rStyle w:val="KeywordTok"/>
+        </w:rPr>
+        <w:t xml:space="preserve">&amp;&amp;</w:t>
+      </w:r>
+      <w:r>
+        <w:rPr>
+          <w:rStyle w:val="NormalTok"/>
+        </w:rPr>
+        <w:t xml:space="preserve"> </w:t>
+      </w:r>
+      <w:r>
+        <w:rPr>
+          <w:rStyle w:val="ExtensionTok"/>
+        </w:rPr>
+        <w:t xml:space="preserve">mise</w:t>
+      </w:r>
+      <w:r>
+        <w:rPr>
+          <w:rStyle w:val="NormalTok"/>
+        </w:rPr>
+        <w:t xml:space="preserve"> install </w:t>
+      </w:r>
+      <w:r>
+        <w:rPr>
+          <w:rStyle w:val="KeywordTok"/>
+        </w:rPr>
+        <w:t xml:space="preserve">&amp;&amp;</w:t>
+      </w:r>
+      <w:r>
+        <w:rPr>
+          <w:rStyle w:val="NormalTok"/>
+        </w:rPr>
+        <w:t xml:space="preserve"> </w:t>
+      </w:r>
+      <w:r>
+        <w:rPr>
+          <w:rStyle w:val="ExtensionTok"/>
+        </w:rPr>
+        <w:t xml:space="preserve">mise</w:t>
+      </w:r>
+      <w:r>
+        <w:rPr>
+          <w:rStyle w:val="NormalTok"/>
+        </w:rPr>
+        <w:t xml:space="preserve"> exec </w:t>
+      </w:r>
+      <w:r>
+        <w:rPr>
+          <w:rStyle w:val="AttributeTok"/>
+        </w:rPr>
+        <w:t xml:space="preserve">--</w:t>
+      </w:r>
+      <w:r>
+        <w:rPr>
+          <w:rStyle w:val="NormalTok"/>
+        </w:rPr>
+        <w:t xml:space="preserve"> lefthook install</w:t>
+      </w:r>
+      <w:r>
+        <w:br/>
+      </w:r>
+      <w:r>
+        <w:br/>
+      </w:r>
+      <w:r>
+        <w:rPr>
+          <w:rStyle w:val="CommentTok"/>
+        </w:rPr>
+        <w:t xml:space="preserve"># 로컬 설정 — 스토리지 자격 증명(로컬 전용 값)과 포트. docker compose 와 api 가 함께 읽는다</w:t>
+      </w:r>
+      <w:r>
+        <w:br/>
+      </w:r>
+      <w:r>
+        <w:rPr>
+          <w:rStyle w:val="FunctionTok"/>
+        </w:rPr>
+        <w:t xml:space="preserve">cp</w:t>
+      </w:r>
+      <w:r>
+        <w:rPr>
+          <w:rStyle w:val="NormalTok"/>
+        </w:rPr>
+        <w:t xml:space="preserve"> .env.example .env</w:t>
+      </w:r>
+      <w:r>
+        <w:br/>
+      </w:r>
+      <w:r>
+        <w:br/>
+      </w:r>
+      <w:r>
+        <w:rPr>
+          <w:rStyle w:val="CommentTok"/>
+        </w:rPr>
+        <w:t xml:space="preserve"># 스토리지 기동(S3 localhost:8333) 후 API 의존성 설치</w:t>
+      </w:r>
+      <w:r>
+        <w:br/>
+      </w:r>
+      <w:r>
+        <w:rPr>
+          <w:rStyle w:val="ExtensionTok"/>
+        </w:rPr>
+        <w:t xml:space="preserve">docker</w:t>
+      </w:r>
+      <w:r>
+        <w:rPr>
+          <w:rStyle w:val="NormalTok"/>
+        </w:rPr>
+        <w:t xml:space="preserve"> compose up </w:t>
+      </w:r>
+      <w:r>
+        <w:rPr>
+          <w:rStyle w:val="AttributeTok"/>
+        </w:rPr>
+        <w:t xml:space="preserve">-d</w:t>
+      </w:r>
+      <w:r>
+        <w:rPr>
+          <w:rStyle w:val="NormalTok"/>
+        </w:rPr>
+        <w:t xml:space="preserve"> storage</w:t>
+      </w:r>
+      <w:r>
+        <w:br/>
+      </w:r>
+      <w:r>
+        <w:rPr>
+          <w:rStyle w:val="ExtensionTok"/>
+        </w:rPr>
         <w:t xml:space="preserve">npm</w:t>
       </w:r>
       <w:r>
@@ -1612,12 +2451,24 @@
         <w:rPr>
           <w:rStyle w:val="NormalTok"/>
         </w:rPr>
-        <w:t xml:space="preserve"> app install</w:t>
+        <w:t xml:space="preserve"> api ci</w:t>
       </w:r>
       <w:r>
         <w:br/>
       </w:r>
       <w:r>
+        <w:br/>
+      </w:r>
+      <w:r>
+        <w:rPr>
+          <w:rStyle w:val="CommentTok"/>
+        </w:rPr>
+        <w:t xml:space="preserve"># 처음 한 번: 레이어 자료 올리기 — 프로토타입 저장소의 app/public/data 를 올린다(폴더의 orgs/ 아래만 올라간다)</w:t>
+      </w:r>
+      <w:r>
+        <w:br/>
+      </w:r>
+      <w:r>
         <w:rPr>
           <w:rStyle w:val="ExtensionTok"/>
         </w:rPr>
@@ -1639,216 +2490,1244 @@
         <w:rPr>
           <w:rStyle w:val="NormalTok"/>
         </w:rPr>
-        <w:t xml:space="preserve"> app run dev</w:t>
+        <w:t xml:space="preserve"> api run storage </w:t>
+      </w:r>
+      <w:r>
+        <w:rPr>
+          <w:rStyle w:val="AttributeTok"/>
+        </w:rPr>
+        <w:t xml:space="preserve">--</w:t>
+      </w:r>
+      <w:r>
+        <w:rPr>
+          <w:rStyle w:val="NormalTok"/>
+        </w:rPr>
+        <w:t xml:space="preserve"> push </w:t>
+      </w:r>
+      <w:r>
+        <w:rPr>
+          <w:rStyle w:val="OperatorTok"/>
+        </w:rPr>
+        <w:t xml:space="preserve">&lt;</w:t>
+      </w:r>
+      <w:r>
+        <w:rPr>
+          <w:rStyle w:val="NormalTok"/>
+        </w:rPr>
+        <w:t xml:space="preserve">프로토타입 저장소</w:t>
+      </w:r>
+      <w:r>
+        <w:rPr>
+          <w:rStyle w:val="OperatorTok"/>
+        </w:rPr>
+        <w:t xml:space="preserve">&gt;</w:t>
+      </w:r>
+      <w:r>
+        <w:rPr>
+          <w:rStyle w:val="NormalTok"/>
+        </w:rPr>
+        <w:t xml:space="preserve">/app/public/data</w:t>
+      </w:r>
+      <w:r>
+        <w:br/>
+      </w:r>
+      <w:r>
+        <w:br/>
+      </w:r>
+      <w:r>
+        <w:rPr>
+          <w:rStyle w:val="CommentTok"/>
+        </w:rPr>
+        <w:t xml:space="preserve"># API 기동 (localhost:8787, 소스 저장 시 자동 재시작)</w:t>
+      </w:r>
+      <w:r>
+        <w:br/>
+      </w:r>
+      <w:r>
+        <w:rPr>
+          <w:rStyle w:val="ExtensionTok"/>
+        </w:rPr>
+        <w:t xml:space="preserve">npm</w:t>
+      </w:r>
+      <w:r>
+        <w:rPr>
+          <w:rStyle w:val="NormalTok"/>
+        </w:rPr>
+        <w:t xml:space="preserve"> </w:t>
+      </w:r>
+      <w:r>
+        <w:rPr>
+          <w:rStyle w:val="AttributeTok"/>
+        </w:rPr>
+        <w:t xml:space="preserve">--prefix</w:t>
+      </w:r>
+      <w:r>
+        <w:rPr>
+          <w:rStyle w:val="NormalTok"/>
+        </w:rPr>
+        <w:t xml:space="preserve"> api run dev</w:t>
       </w:r>
     </w:p>
     <w:p>
       <w:pPr>
-        <w:pStyle w:val="FirstParagraph"/>
-      </w:pPr>
-      <w:r>
-        <w:t xml:space="preserve">원본 GIS 자료를 다시 받아 값을 고칠 때만 데이터 변환 단계가 필요하다(원본 자료 경로는</w:t>
-      </w:r>
-      <w:r>
-        <w:t xml:space="preserve"> </w:t>
-      </w:r>
-      <w:r>
-        <w:rPr>
-          <w:rStyle w:val="VerbatimChar"/>
-        </w:rPr>
-        <w:t xml:space="preserve">tools/gislib.py</w:t>
-      </w:r>
-      <w:r>
-        <w:t xml:space="preserve"> </w:t>
-      </w:r>
-      <w:r>
-        <w:t xml:space="preserve">위쪽에 모아 두었으니 본인 환경에 맞게 고친 뒤 실행한다).</w:t>
-      </w:r>
-    </w:p>
-    <w:p>
-      <w:pPr>
-        <w:pStyle w:val="SourceCode"/>
-      </w:pPr>
-      <w:r>
-        <w:rPr>
-          <w:rStyle w:val="ExtensionTok"/>
-        </w:rPr>
-        <w:t xml:space="preserve">python3</w:t>
-      </w:r>
-      <w:r>
-        <w:rPr>
-          <w:rStyle w:val="NormalTok"/>
-        </w:rPr>
-        <w:t xml:space="preserve"> </w:t>
-      </w:r>
-      <w:r>
-        <w:rPr>
-          <w:rStyle w:val="AttributeTok"/>
-        </w:rPr>
-        <w:t xml:space="preserve">-m</w:t>
-      </w:r>
-      <w:r>
-        <w:rPr>
-          <w:rStyle w:val="NormalTok"/>
-        </w:rPr>
-        <w:t xml:space="preserve"> venv .venv </w:t>
-      </w:r>
-      <w:r>
-        <w:rPr>
-          <w:rStyle w:val="KeywordTok"/>
-        </w:rPr>
-        <w:t xml:space="preserve">&amp;&amp;</w:t>
-      </w:r>
-      <w:r>
-        <w:rPr>
-          <w:rStyle w:val="NormalTok"/>
-        </w:rPr>
-        <w:t xml:space="preserve"> </w:t>
-      </w:r>
-      <w:r>
-        <w:rPr>
-          <w:rStyle w:val="ExtensionTok"/>
-        </w:rPr>
-        <w:t xml:space="preserve">./.venv/bin/pip</w:t>
-      </w:r>
-      <w:r>
-        <w:rPr>
-          <w:rStyle w:val="NormalTok"/>
-        </w:rPr>
-        <w:t xml:space="preserve"> install pyshp pyproj shapely openpyxl</w:t>
-      </w:r>
-      <w:r>
-        <w:br/>
-      </w:r>
-      <w:r>
-        <w:rPr>
-          <w:rStyle w:val="ExtensionTok"/>
-        </w:rPr>
-        <w:t xml:space="preserve">./.venv/bin/python</w:t>
-      </w:r>
-      <w:r>
-        <w:rPr>
-          <w:rStyle w:val="NormalTok"/>
-        </w:rPr>
-        <w:t xml:space="preserve"> tools/build_data.py</w:t>
-      </w:r>
-    </w:p>
-    <w:p>
-      <w:pPr>
-        <w:pStyle w:val="Heading2"/>
-      </w:pPr>
-      <w:r>
-        <w:t xml:space="preserve">4. 동작 확인</w:t>
-      </w:r>
-    </w:p>
-    <w:p>
-      <w:pPr>
+        <w:pStyle w:val="Compact"/>
         <w:numPr>
           <w:ilvl w:val="0"/>
           <w:numId w:val="1003"/>
         </w:numPr>
       </w:pPr>
       <w:r>
-        <w:t xml:space="preserve">개발 스택 상태:</w:t>
-      </w:r>
-      <w:r>
-        <w:t xml:space="preserve"> </w:t>
-      </w:r>
-      <w:r>
-        <w:rPr>
-          <w:rStyle w:val="VerbatimChar"/>
-        </w:rPr>
-        <w:t xml:space="preserve">docker compose ps -a</w:t>
-      </w:r>
-      <w:r>
-        <w:t xml:space="preserve"> </w:t>
-      </w:r>
-      <w:r>
-        <w:t xml:space="preserve">에서 db 가 healthy 이고 migrate·migrate-admin 이</w:t>
-      </w:r>
-      <w:r>
-        <w:t xml:space="preserve"> </w:t>
-      </w:r>
-      <w:r>
-        <w:rPr>
-          <w:rStyle w:val="VerbatimChar"/>
-        </w:rPr>
-        <w:t xml:space="preserve">Exited (0)</w:t>
-      </w:r>
-      <w:r>
-        <w:t xml:space="preserve"> </w:t>
-      </w:r>
-      <w:r>
-        <w:t xml:space="preserve">으로 끝난 뒤 api·api-admin·web·web-admin 이 실행 중(</w:t>
-      </w:r>
-      <w:r>
-        <w:rPr>
-          <w:rStyle w:val="VerbatimChar"/>
-        </w:rPr>
-        <w:t xml:space="preserve">Up</w:t>
-      </w:r>
-      <w:r>
-        <w:t xml:space="preserve">)이어야 한다.</w:t>
-      </w:r>
-      <w:r>
-        <w:t xml:space="preserve"> </w:t>
-      </w:r>
-      <w:r>
-        <w:rPr>
-          <w:rStyle w:val="VerbatimChar"/>
-        </w:rPr>
-        <w:t xml:space="preserve">-a</w:t>
-      </w:r>
-      <w:r>
-        <w:t xml:space="preserve"> </w:t>
-      </w:r>
-      <w:r>
-        <w:t xml:space="preserve">가 없으면 종료된 migrate 컨테이너는 목록에 나오지 않는다.</w:t>
+        <w:rPr>
+          <w:rStyle w:val="VerbatimChar"/>
+        </w:rPr>
+        <w:t xml:space="preserve">docker compose up -d</w:t>
+      </w:r>
+      <w:r>
+        <w:t xml:space="preserve"> </w:t>
+      </w:r>
+      <w:r>
+        <w:t xml:space="preserve">로 api 까지 컨테이너(</w:t>
+      </w:r>
+      <w:r>
+        <w:rPr>
+          <w:rStyle w:val="VerbatimChar"/>
+        </w:rPr>
+        <w:t xml:space="preserve">api/Dockerfile</w:t>
+      </w:r>
+      <w:r>
+        <w:t xml:space="preserve">)로 띄울 수도 있다. 이때 api 는 compose 네트워크의</w:t>
+      </w:r>
+      <w:r>
+        <w:t xml:space="preserve"> </w:t>
+      </w:r>
+      <w:r>
+        <w:rPr>
+          <w:rStyle w:val="VerbatimChar"/>
+        </w:rPr>
+        <w:t xml:space="preserve">storage:8333</w:t>
+      </w:r>
+      <w:r>
+        <w:t xml:space="preserve"> </w:t>
+      </w:r>
+      <w:r>
+        <w:t xml:space="preserve">을 본다.</w:t>
       </w:r>
     </w:p>
     <w:p>
       <w:pPr>
+        <w:pStyle w:val="Compact"/>
         <w:numPr>
           <w:ilvl w:val="0"/>
           <w:numId w:val="1003"/>
         </w:numPr>
       </w:pPr>
       <w:r>
-        <w:t xml:space="preserve">화면: customer web</w:t>
-      </w:r>
-      <w:r>
-        <w:t xml:space="preserve"> </w:t>
-      </w:r>
-      <w:r>
-        <w:rPr>
-          <w:rStyle w:val="VerbatimChar"/>
-        </w:rPr>
-        <w:t xml:space="preserve">http://localhost:15173</w:t>
-      </w:r>
-      <w:r>
-        <w:t xml:space="preserve">, admin web</w:t>
-      </w:r>
-      <w:r>
-        <w:t xml:space="preserve"> </w:t>
-      </w:r>
-      <w:r>
-        <w:rPr>
-          <w:rStyle w:val="VerbatimChar"/>
-        </w:rPr>
-        <w:t xml:space="preserve">http://localhost:15174</w:t>
-      </w:r>
-      <w:r>
-        <w:t xml:space="preserve"> </w:t>
-      </w:r>
-      <w:r>
-        <w:t xml:space="preserve">에서 로그인 화면이 열린다.</w:t>
+        <w:t xml:space="preserve">프로토타입 자료 없이 띄우려면 합성 자료(조직 1·워크스페이스 1·레이어 4)를 만들어 올린다:</w:t>
+      </w:r>
+      <w:r>
+        <w:t xml:space="preserve"> </w:t>
+      </w:r>
+      <w:r>
+        <w:rPr>
+          <w:rStyle w:val="VerbatimChar"/>
+        </w:rPr>
+        <w:t xml:space="preserve">npm --prefix api run seed:fixtures -- &lt;폴더&gt;</w:t>
+      </w:r>
+      <w:r>
+        <w:t xml:space="preserve"> </w:t>
+      </w:r>
+      <w:r>
+        <w:t xml:space="preserve">뒤 같은 폴더를</w:t>
+      </w:r>
+      <w:r>
+        <w:t xml:space="preserve"> </w:t>
+      </w:r>
+      <w:r>
+        <w:rPr>
+          <w:rStyle w:val="VerbatimChar"/>
+        </w:rPr>
+        <w:t xml:space="preserve">npm --prefix api run storage -- push &lt;폴더&gt;</w:t>
+      </w:r>
+      <w:r>
+        <w:t xml:space="preserve">.</w:t>
       </w:r>
     </w:p>
     <w:p>
       <w:pPr>
+        <w:pStyle w:val="Compact"/>
         <w:numPr>
           <w:ilvl w:val="0"/>
           <w:numId w:val="1003"/>
+        </w:numPr>
+      </w:pPr>
+      <w:r>
+        <w:t xml:space="preserve">스토리지 자격 증명</w:t>
+      </w:r>
+      <w:r>
+        <w:t xml:space="preserve"> </w:t>
+      </w:r>
+      <w:r>
+        <w:rPr>
+          <w:rStyle w:val="VerbatimChar"/>
+        </w:rPr>
+        <w:t xml:space="preserve">S3_ACCESS_KEY</w:t>
+      </w:r>
+      <w:r>
+        <w:t xml:space="preserve">·</w:t>
+      </w:r>
+      <w:r>
+        <w:rPr>
+          <w:rStyle w:val="VerbatimChar"/>
+        </w:rPr>
+        <w:t xml:space="preserve">S3_SECRET_KEY</w:t>
+      </w:r>
+      <w:r>
+        <w:t xml:space="preserve"> </w:t>
+      </w:r>
+      <w:r>
+        <w:t xml:space="preserve">는 기본값이 없어</w:t>
+      </w:r>
+      <w:r>
+        <w:t xml:space="preserve"> </w:t>
+      </w:r>
+      <w:r>
+        <w:rPr>
+          <w:rStyle w:val="VerbatimChar"/>
+        </w:rPr>
+        <w:t xml:space="preserve">.env</w:t>
+      </w:r>
+      <w:r>
+        <w:t xml:space="preserve"> </w:t>
+      </w:r>
+      <w:r>
+        <w:t xml:space="preserve">가 없으면 api 가 시작하지 못한다.</w:t>
+      </w:r>
+      <w:r>
+        <w:t xml:space="preserve"> </w:t>
+      </w:r>
+      <w:r>
+        <w:rPr>
+          <w:rStyle w:val="VerbatimChar"/>
+        </w:rPr>
+        <w:t xml:space="preserve">.env</w:t>
+      </w:r>
+      <w:r>
+        <w:t xml:space="preserve"> </w:t>
+      </w:r>
+      <w:r>
+        <w:t xml:space="preserve">는 git 추적 안 함. 브이월드 키(</w:t>
+      </w:r>
+      <w:r>
+        <w:rPr>
+          <w:rStyle w:val="VerbatimChar"/>
+        </w:rPr>
+        <w:t xml:space="preserve">VWORLD_KEY</w:t>
+      </w:r>
+      <w:r>
+        <w:t xml:space="preserve">)는 굴착 허가 지번 지오코딩에만 쓰고 비워 둬도 된다.</w:t>
+      </w:r>
+    </w:p>
+    <w:p>
+      <w:pPr>
+        <w:pStyle w:val="Compact"/>
+        <w:numPr>
+          <w:ilvl w:val="0"/>
+          <w:numId w:val="1003"/>
+        </w:numPr>
+      </w:pPr>
+      <w:r>
+        <w:t xml:space="preserve">올린 자료를 둘러보는 화면: 파일러</w:t>
+      </w:r>
+      <w:r>
+        <w:t xml:space="preserve"> </w:t>
+      </w:r>
+      <w:r>
+        <w:rPr>
+          <w:rStyle w:val="VerbatimChar"/>
+        </w:rPr>
+        <w:t xml:space="preserve">http://127.0.0.1:8888</w:t>
+      </w:r>
+      <w:r>
+        <w:t xml:space="preserve">(버킷</w:t>
+      </w:r>
+      <w:r>
+        <w:t xml:space="preserve"> </w:t>
+      </w:r>
+      <w:r>
+        <w:rPr>
+          <w:rStyle w:val="VerbatimChar"/>
+        </w:rPr>
+        <w:t xml:space="preserve">jeju-ai-saas</w:t>
+      </w:r>
+      <w:r>
+        <w:t xml:space="preserve"> </w:t>
+      </w:r>
+      <w:r>
+        <w:t xml:space="preserve">의</w:t>
+      </w:r>
+      <w:r>
+        <w:t xml:space="preserve"> </w:t>
+      </w:r>
+      <w:r>
+        <w:rPr>
+          <w:rStyle w:val="VerbatimChar"/>
+        </w:rPr>
+        <w:t xml:space="preserve">orgs/</w:t>
+      </w:r>
+      <w:r>
+        <w:t xml:space="preserve">), 마스터</w:t>
+      </w:r>
+      <w:r>
+        <w:t xml:space="preserve"> </w:t>
+      </w:r>
+      <w:r>
+        <w:rPr>
+          <w:rStyle w:val="VerbatimChar"/>
+        </w:rPr>
+        <w:t xml:space="preserve">http://127.0.0.1:9333</w:t>
+      </w:r>
+      <w:r>
+        <w:t xml:space="preserve">. 인증이 없어 이 컴퓨터에서만 열린다.</w:t>
+      </w:r>
+    </w:p>
+    <w:p>
+      <w:pPr>
+        <w:pStyle w:val="Compact"/>
+        <w:numPr>
+          <w:ilvl w:val="0"/>
+          <w:numId w:val="1003"/>
+        </w:numPr>
+      </w:pPr>
+      <w:r>
+        <w:t xml:space="preserve">파이프라인(원본 GIS 를 다시 받아 값을 고칠 때만):</w:t>
+      </w:r>
+      <w:r>
+        <w:t xml:space="preserve"> </w:t>
+      </w:r>
+      <w:r>
+        <w:rPr>
+          <w:rStyle w:val="VerbatimChar"/>
+        </w:rPr>
+        <w:t xml:space="preserve">mise run pipeline:install</w:t>
+      </w:r>
+      <w:r>
+        <w:t xml:space="preserve"> </w:t>
+      </w:r>
+      <w:r>
+        <w:t xml:space="preserve">로 의존성(</w:t>
+      </w:r>
+      <w:r>
+        <w:rPr>
+          <w:rStyle w:val="VerbatimChar"/>
+        </w:rPr>
+        <w:t xml:space="preserve">pipeline/requirements.txt</w:t>
+      </w:r>
+      <w:r>
+        <w:t xml:space="preserve">)을</w:t>
+      </w:r>
+      <w:r>
+        <w:t xml:space="preserve"> </w:t>
+      </w:r>
+      <w:r>
+        <w:rPr>
+          <w:rStyle w:val="VerbatimChar"/>
+        </w:rPr>
+        <w:t xml:space="preserve">.venv</w:t>
+      </w:r>
+      <w:r>
+        <w:t xml:space="preserve"> </w:t>
+      </w:r>
+      <w:r>
+        <w:t xml:space="preserve">에 넣은 뒤</w:t>
+      </w:r>
+      <w:r>
+        <w:t xml:space="preserve"> </w:t>
+      </w:r>
+      <w:r>
+        <w:rPr>
+          <w:rStyle w:val="VerbatimChar"/>
+        </w:rPr>
+        <w:t xml:space="preserve">npm --prefix api run storage -- pull data</w:t>
+      </w:r>
+      <w:r>
+        <w:t xml:space="preserve"> </w:t>
+      </w:r>
+      <w:r>
+        <w:t xml:space="preserve">→</w:t>
+      </w:r>
+      <w:r>
+        <w:t xml:space="preserve"> </w:t>
+      </w:r>
+      <w:r>
+        <w:rPr>
+          <w:rStyle w:val="VerbatimChar"/>
+        </w:rPr>
+        <w:t xml:space="preserve">python3 pipeline/build_data.py</w:t>
+      </w:r>
+      <w:r>
+        <w:t xml:space="preserve">(원본 자료 경로는</w:t>
+      </w:r>
+      <w:r>
+        <w:t xml:space="preserve"> </w:t>
+      </w:r>
+      <w:r>
+        <w:rPr>
+          <w:rStyle w:val="VerbatimChar"/>
+        </w:rPr>
+        <w:t xml:space="preserve">pipeline/gislib.py</w:t>
+      </w:r>
+      <w:r>
+        <w:t xml:space="preserve">) →</w:t>
+      </w:r>
+      <w:r>
+        <w:t xml:space="preserve"> </w:t>
+      </w:r>
+      <w:r>
+        <w:rPr>
+          <w:rStyle w:val="VerbatimChar"/>
+        </w:rPr>
+        <w:t xml:space="preserve">python3 pipeline/run_index.py jeju/csi</w:t>
+      </w:r>
+      <w:r>
+        <w:t xml:space="preserve">(지수 레이어 실행, Docker 필요) →</w:t>
+      </w:r>
+      <w:r>
+        <w:t xml:space="preserve"> </w:t>
+      </w:r>
+      <w:r>
+        <w:rPr>
+          <w:rStyle w:val="VerbatimChar"/>
+        </w:rPr>
+        <w:t xml:space="preserve">npm --prefix api run storage -- push data</w:t>
+      </w:r>
+      <w:r>
+        <w:t xml:space="preserve">(바뀐 파일만 올린다) 순서다.</w:t>
+      </w:r>
+      <w:r>
+        <w:t xml:space="preserve"> </w:t>
+      </w:r>
+      <w:r>
+        <w:rPr>
+          <w:rStyle w:val="VerbatimChar"/>
+        </w:rPr>
+        <w:t xml:space="preserve">.venv</w:t>
+      </w:r>
+      <w:r>
+        <w:t xml:space="preserve"> </w:t>
+      </w:r>
+      <w:r>
+        <w:t xml:space="preserve">는</w:t>
+      </w:r>
+      <w:r>
+        <w:t xml:space="preserve"> </w:t>
+      </w:r>
+      <w:r>
+        <w:rPr>
+          <w:rStyle w:val="VerbatimChar"/>
+        </w:rPr>
+        <w:t xml:space="preserve">mise exec --</w:t>
+      </w:r>
+      <w:r>
+        <w:t xml:space="preserve">·</w:t>
+      </w:r>
+      <w:r>
+        <w:rPr>
+          <w:rStyle w:val="VerbatimChar"/>
+        </w:rPr>
+        <w:t xml:space="preserve">mise run</w:t>
+      </w:r>
+      <w:r>
+        <w:t xml:space="preserve"> </w:t>
+      </w:r>
+      <w:r>
+        <w:t xml:space="preserve">에서 활성화된다. 지수 실행기와 단위 테스트는 표준 라이브러리만 써서 의존성 설치 없이 돈다.</w:t>
+      </w:r>
+    </w:p>
+    <w:p>
+      <w:pPr>
+        <w:pStyle w:val="Compact"/>
+        <w:numPr>
+          <w:ilvl w:val="0"/>
+          <w:numId w:val="1003"/>
+        </w:numPr>
+      </w:pPr>
+      <w:r>
+        <w:t xml:space="preserve">종료:</w:t>
+      </w:r>
+      <w:r>
+        <w:t xml:space="preserve"> </w:t>
+      </w:r>
+      <w:r>
+        <w:rPr>
+          <w:rStyle w:val="VerbatimChar"/>
+        </w:rPr>
+        <w:t xml:space="preserve">docker compose down</w:t>
+      </w:r>
+      <w:r>
+        <w:t xml:space="preserve">(볼륨</w:t>
+      </w:r>
+      <w:r>
+        <w:t xml:space="preserve"> </w:t>
+      </w:r>
+      <w:r>
+        <w:rPr>
+          <w:rStyle w:val="VerbatimChar"/>
+        </w:rPr>
+        <w:t xml:space="preserve">storage</w:t>
+      </w:r>
+      <w:r>
+        <w:t xml:space="preserve"> </w:t>
+      </w:r>
+      <w:r>
+        <w:t xml:space="preserve">유지, 올린 자료 보존).</w:t>
+      </w:r>
+      <w:r>
+        <w:t xml:space="preserve"> </w:t>
+      </w:r>
+      <w:r>
+        <w:rPr>
+          <w:rStyle w:val="VerbatimChar"/>
+        </w:rPr>
+        <w:t xml:space="preserve">-v</w:t>
+      </w:r>
+      <w:r>
+        <w:t xml:space="preserve"> </w:t>
+      </w:r>
+      <w:r>
+        <w:t xml:space="preserve">를 붙이면 자료가 지워져 다시 올려야 한다.</w:t>
+      </w:r>
+    </w:p>
+    <w:p>
+      <w:pPr>
+        <w:pStyle w:val="Heading3"/>
+      </w:pPr>
+      <w:r>
+        <w:t xml:space="preserve">3.3 지반침하 SaaS 화면(jeju-ai-saas-fe)</w:t>
+      </w:r>
+    </w:p>
+    <w:p>
+      <w:pPr>
+        <w:pStyle w:val="FirstParagraph"/>
+      </w:pPr>
+      <w:r>
+        <w:t xml:space="preserve">React 19 + TypeScript(strict) + Vite + Leaflet 화면이다. 자료는 모두 SaaS 서버 API 에서 받으므로 3.2 의 서버(8787)가 떠 있어야 화면이 뜬다. 개발 서버는</w:t>
+      </w:r>
+      <w:r>
+        <w:t xml:space="preserve"> </w:t>
+      </w:r>
+      <w:r>
+        <w:rPr>
+          <w:rStyle w:val="VerbatimChar"/>
+        </w:rPr>
+        <w:t xml:space="preserve">/api</w:t>
+      </w:r>
+      <w:r>
+        <w:t xml:space="preserve"> </w:t>
+      </w:r>
+      <w:r>
+        <w:t xml:space="preserve">요청을 서버로 넘겨 CORS 를 피한다. 아래 명령은 저장소 루트에서 실행한다.</w:t>
+      </w:r>
+    </w:p>
+    <w:p>
+      <w:pPr>
+        <w:pStyle w:val="SourceCode"/>
+      </w:pPr>
+      <w:r>
+        <w:rPr>
+          <w:rStyle w:val="CommentTok"/>
+        </w:rPr>
+        <w:t xml:space="preserve"># 도구 설치와 커밋 훅 (처음 한 번). mise.toml 이 Node 24 와 검사 도구를 고정한다</w:t>
+      </w:r>
+      <w:r>
+        <w:br/>
+      </w:r>
+      <w:r>
+        <w:rPr>
+          <w:rStyle w:val="ExtensionTok"/>
+        </w:rPr>
+        <w:t xml:space="preserve">mise</w:t>
+      </w:r>
+      <w:r>
+        <w:rPr>
+          <w:rStyle w:val="NormalTok"/>
+        </w:rPr>
+        <w:t xml:space="preserve"> trust </w:t>
+      </w:r>
+      <w:r>
+        <w:rPr>
+          <w:rStyle w:val="KeywordTok"/>
+        </w:rPr>
+        <w:t xml:space="preserve">&amp;&amp;</w:t>
+      </w:r>
+      <w:r>
+        <w:rPr>
+          <w:rStyle w:val="NormalTok"/>
+        </w:rPr>
+        <w:t xml:space="preserve"> </w:t>
+      </w:r>
+      <w:r>
+        <w:rPr>
+          <w:rStyle w:val="ExtensionTok"/>
+        </w:rPr>
+        <w:t xml:space="preserve">mise</w:t>
+      </w:r>
+      <w:r>
+        <w:rPr>
+          <w:rStyle w:val="NormalTok"/>
+        </w:rPr>
+        <w:t xml:space="preserve"> install </w:t>
+      </w:r>
+      <w:r>
+        <w:rPr>
+          <w:rStyle w:val="KeywordTok"/>
+        </w:rPr>
+        <w:t xml:space="preserve">&amp;&amp;</w:t>
+      </w:r>
+      <w:r>
+        <w:rPr>
+          <w:rStyle w:val="NormalTok"/>
+        </w:rPr>
+        <w:t xml:space="preserve"> </w:t>
+      </w:r>
+      <w:r>
+        <w:rPr>
+          <w:rStyle w:val="ExtensionTok"/>
+        </w:rPr>
+        <w:t xml:space="preserve">mise</w:t>
+      </w:r>
+      <w:r>
+        <w:rPr>
+          <w:rStyle w:val="NormalTok"/>
+        </w:rPr>
+        <w:t xml:space="preserve"> exec </w:t>
+      </w:r>
+      <w:r>
+        <w:rPr>
+          <w:rStyle w:val="AttributeTok"/>
+        </w:rPr>
+        <w:t xml:space="preserve">--</w:t>
+      </w:r>
+      <w:r>
+        <w:rPr>
+          <w:rStyle w:val="NormalTok"/>
+        </w:rPr>
+        <w:t xml:space="preserve"> lefthook install</w:t>
+      </w:r>
+      <w:r>
+        <w:br/>
+      </w:r>
+      <w:r>
+        <w:br/>
+      </w:r>
+      <w:r>
+        <w:rPr>
+          <w:rStyle w:val="CommentTok"/>
+        </w:rPr>
+        <w:t xml:space="preserve"># 로컬 설정 — 브이월드 키(VITE_VWORLD_KEY)와 서버 주소(API_PROXY_TARGET, 비우면 http://localhost:8787)</w:t>
+      </w:r>
+      <w:r>
+        <w:br/>
+      </w:r>
+      <w:r>
+        <w:rPr>
+          <w:rStyle w:val="FunctionTok"/>
+        </w:rPr>
+        <w:t xml:space="preserve">cp</w:t>
+      </w:r>
+      <w:r>
+        <w:rPr>
+          <w:rStyle w:val="NormalTok"/>
+        </w:rPr>
+        <w:t xml:space="preserve"> .env.example .env.local</w:t>
+      </w:r>
+      <w:r>
+        <w:br/>
+      </w:r>
+      <w:r>
+        <w:br/>
+      </w:r>
+      <w:r>
+        <w:rPr>
+          <w:rStyle w:val="CommentTok"/>
+        </w:rPr>
+        <w:t xml:space="preserve"># 의존성 설치, 개발 서버 기동 (http://localhost:5178, HMR)</w:t>
+      </w:r>
+      <w:r>
+        <w:br/>
+      </w:r>
+      <w:r>
+        <w:rPr>
+          <w:rStyle w:val="ExtensionTok"/>
+        </w:rPr>
+        <w:t xml:space="preserve">npm</w:t>
+      </w:r>
+      <w:r>
+        <w:rPr>
+          <w:rStyle w:val="NormalTok"/>
+        </w:rPr>
+        <w:t xml:space="preserve"> ci</w:t>
+      </w:r>
+      <w:r>
+        <w:br/>
+      </w:r>
+      <w:r>
+        <w:rPr>
+          <w:rStyle w:val="ExtensionTok"/>
+        </w:rPr>
+        <w:t xml:space="preserve">npm</w:t>
+      </w:r>
+      <w:r>
+        <w:rPr>
+          <w:rStyle w:val="NormalTok"/>
+        </w:rPr>
+        <w:t xml:space="preserve"> run dev</w:t>
+      </w:r>
+      <w:r>
+        <w:br/>
+      </w:r>
+      <w:r>
+        <w:br/>
+      </w:r>
+      <w:r>
+        <w:rPr>
+          <w:rStyle w:val="CommentTok"/>
+        </w:rPr>
+        <w:t xml:space="preserve"># E2E 브라우저 (처음 한 번, npm ci 뒤)</w:t>
+      </w:r>
+      <w:r>
+        <w:br/>
+      </w:r>
+      <w:r>
+        <w:rPr>
+          <w:rStyle w:val="ExtensionTok"/>
+        </w:rPr>
+        <w:t xml:space="preserve">npx</w:t>
+      </w:r>
+      <w:r>
+        <w:rPr>
+          <w:rStyle w:val="NormalTok"/>
+        </w:rPr>
+        <w:t xml:space="preserve"> playwright install chromium</w:t>
+      </w:r>
+    </w:p>
+    <w:p>
+      <w:pPr>
+        <w:pStyle w:val="Compact"/>
+        <w:numPr>
+          <w:ilvl w:val="0"/>
+          <w:numId w:val="1004"/>
+        </w:numPr>
+      </w:pPr>
+      <w:r>
+        <w:t xml:space="preserve">브이월드 키는 등록한 서비스 URL 에서만 동작하므로 개발용은</w:t>
+      </w:r>
+      <w:r>
+        <w:t xml:space="preserve"> </w:t>
+      </w:r>
+      <w:r>
+        <w:rPr>
+          <w:rStyle w:val="VerbatimChar"/>
+        </w:rPr>
+        <w:t xml:space="preserve">http://localhost:5178</w:t>
+      </w:r>
+      <w:r>
+        <w:t xml:space="preserve"> </w:t>
+      </w:r>
+      <w:r>
+        <w:t xml:space="preserve">로 발급한다(절차는</w:t>
+      </w:r>
+      <w:r>
+        <w:t xml:space="preserve"> </w:t>
+      </w:r>
+      <w:r>
+        <w:rPr>
+          <w:rStyle w:val="VerbatimChar"/>
+        </w:rPr>
+        <w:t xml:space="preserve">.env.example</w:t>
+      </w:r>
+      <w:r>
+        <w:t xml:space="preserve">). 키가 비어 있으면 배경지도 없이(격자만) 뜨고 국외 공개 타일로 대체하지 않는다.</w:t>
+      </w:r>
+      <w:r>
+        <w:t xml:space="preserve"> </w:t>
+      </w:r>
+      <w:r>
+        <w:rPr>
+          <w:rStyle w:val="VerbatimChar"/>
+        </w:rPr>
+        <w:t xml:space="preserve">.env.local</w:t>
+      </w:r>
+      <w:r>
+        <w:t xml:space="preserve"> </w:t>
+      </w:r>
+      <w:r>
+        <w:t xml:space="preserve">은 git 추적 안 함.</w:t>
+      </w:r>
+    </w:p>
+    <w:p>
+      <w:pPr>
+        <w:pStyle w:val="Compact"/>
+        <w:numPr>
+          <w:ilvl w:val="0"/>
+          <w:numId w:val="1004"/>
+        </w:numPr>
+      </w:pPr>
+      <w:r>
+        <w:t xml:space="preserve">서버의 라우트 스키마가 바뀌면</w:t>
+      </w:r>
+      <w:r>
+        <w:t xml:space="preserve"> </w:t>
+      </w:r>
+      <w:r>
+        <w:rPr>
+          <w:rStyle w:val="VerbatimChar"/>
+        </w:rPr>
+        <w:t xml:space="preserve">npm run gen:api</w:t>
+      </w:r>
+      <w:r>
+        <w:t xml:space="preserve"> </w:t>
+      </w:r>
+      <w:r>
+        <w:t xml:space="preserve">로</w:t>
+      </w:r>
+      <w:r>
+        <w:t xml:space="preserve"> </w:t>
+      </w:r>
+      <w:r>
+        <w:rPr>
+          <w:rStyle w:val="VerbatimChar"/>
+        </w:rPr>
+        <w:t xml:space="preserve">src/api/schema.d.ts</w:t>
+      </w:r>
+      <w:r>
+        <w:t xml:space="preserve"> </w:t>
+      </w:r>
+      <w:r>
+        <w:t xml:space="preserve">를 다시 만든다(서버가 떠 있어야 하며 주소는</w:t>
+      </w:r>
+      <w:r>
+        <w:t xml:space="preserve"> </w:t>
+      </w:r>
+      <w:r>
+        <w:rPr>
+          <w:rStyle w:val="VerbatimChar"/>
+        </w:rPr>
+        <w:t xml:space="preserve">API_SCHEMA_URL</w:t>
+      </w:r>
+      <w:r>
+        <w:t xml:space="preserve">, 기본</w:t>
+      </w:r>
+      <w:r>
+        <w:t xml:space="preserve"> </w:t>
+      </w:r>
+      <w:r>
+        <w:rPr>
+          <w:rStyle w:val="VerbatimChar"/>
+        </w:rPr>
+        <w:t xml:space="preserve">http://localhost:8787/api/openapi.json</w:t>
+      </w:r>
+      <w:r>
+        <w:t xml:space="preserve">). 이 파일은 손으로 고치지 않는다.</w:t>
+      </w:r>
+    </w:p>
+    <w:p>
+      <w:pPr>
+        <w:pStyle w:val="Compact"/>
+        <w:numPr>
+          <w:ilvl w:val="0"/>
+          <w:numId w:val="1004"/>
+        </w:numPr>
+      </w:pPr>
+      <w:r>
+        <w:t xml:space="preserve">운영 이미지(nginx)는</w:t>
+      </w:r>
+      <w:r>
+        <w:t xml:space="preserve"> </w:t>
+      </w:r>
+      <w:r>
+        <w:rPr>
+          <w:rStyle w:val="VerbatimChar"/>
+        </w:rPr>
+        <w:t xml:space="preserve">docker build --build-arg VITE_VWORLD_KEY=… -t jeju-ai-saas-fe .</w:t>
+      </w:r>
+      <w:r>
+        <w:t xml:space="preserve"> </w:t>
+      </w:r>
+      <w:r>
+        <w:t xml:space="preserve">로 만들고</w:t>
+      </w:r>
+      <w:r>
+        <w:t xml:space="preserve"> </w:t>
+      </w:r>
+      <w:r>
+        <w:rPr>
+          <w:rStyle w:val="VerbatimChar"/>
+        </w:rPr>
+        <w:t xml:space="preserve">docker run -e API_UPSTREAM=http://&lt;서버&gt;:8787 -p 8080:8080 jeju-ai-saas-fe</w:t>
+      </w:r>
+      <w:r>
+        <w:t xml:space="preserve"> </w:t>
+      </w:r>
+      <w:r>
+        <w:t xml:space="preserve">로 띄운다. 키는 빌드 때 번들에 들어간다.</w:t>
+      </w:r>
+    </w:p>
+    <w:p>
+      <w:pPr>
+        <w:pStyle w:val="Heading3"/>
+      </w:pPr>
+      <w:r>
+        <w:t xml:space="preserve">3.4 참조 프로토타입(Jeju-subsidence-AI, 선택)</w:t>
+      </w:r>
+    </w:p>
+    <w:p>
+      <w:pPr>
+        <w:pStyle w:val="FirstParagraph"/>
+      </w:pPr>
+      <w:r>
+        <w:t xml:space="preserve">프로토타입은 별도 백엔드(API) 서버 없이 정적 데이터로 동작하는 React 지도 화면이다(개발 서버 기본 포트 5178). 화면용 데이터(</w:t>
+      </w:r>
+      <w:r>
+        <w:rPr>
+          <w:rStyle w:val="VerbatimChar"/>
+        </w:rPr>
+        <w:t xml:space="preserve">app/public/data</w:t>
+      </w:r>
+      <w:r>
+        <w:t xml:space="preserve">)가 저장소에 포함되어 있어 원본 GIS 자료 없이 바로 실행할 수 있다. 배경지도는 선택 사항이다. 브이월드 인증키(</w:t>
+      </w:r>
+      <w:r>
+        <w:rPr>
+          <w:rStyle w:val="VerbatimChar"/>
+        </w:rPr>
+        <w:t xml:space="preserve">app/.env.local</w:t>
+      </w:r>
+      <w:r>
+        <w:t xml:space="preserve"> </w:t>
+      </w:r>
+      <w:r>
+        <w:t xml:space="preserve">의</w:t>
+      </w:r>
+      <w:r>
+        <w:t xml:space="preserve"> </w:t>
+      </w:r>
+      <w:r>
+        <w:rPr>
+          <w:rStyle w:val="VerbatimChar"/>
+        </w:rPr>
+        <w:t xml:space="preserve">VITE_VWORLD_KEY</w:t>
+      </w:r>
+      <w:r>
+        <w:t xml:space="preserve">, 견본은</w:t>
+      </w:r>
+      <w:r>
+        <w:t xml:space="preserve"> </w:t>
+      </w:r>
+      <w:r>
+        <w:rPr>
+          <w:rStyle w:val="VerbatimChar"/>
+        </w:rPr>
+        <w:t xml:space="preserve">app/.env.example</w:t>
+      </w:r>
+      <w:r>
+        <w:t xml:space="preserve">)를 넣은 경우에만 브라우저가 외부(</w:t>
+      </w:r>
+      <w:r>
+        <w:rPr>
+          <w:rStyle w:val="VerbatimChar"/>
+        </w:rPr>
+        <w:t xml:space="preserve">api.vworld.kr</w:t>
+      </w:r>
+      <w:r>
+        <w:t xml:space="preserve">)에서 타일을 받고, 키가 없으면 배경지도 없이 열린다. 아래 명령은</w:t>
+      </w:r>
+      <w:r>
+        <w:t xml:space="preserve"> </w:t>
+      </w:r>
+      <w:r>
+        <w:rPr>
+          <w:rStyle w:val="VerbatimChar"/>
+        </w:rPr>
+        <w:t xml:space="preserve">Jeju-subsidence-AI</w:t>
+      </w:r>
+      <w:r>
+        <w:t xml:space="preserve"> </w:t>
+      </w:r>
+      <w:r>
+        <w:t xml:space="preserve">저장소 루트에서 실행한다.</w:t>
+      </w:r>
+    </w:p>
+    <w:p>
+      <w:pPr>
+        <w:pStyle w:val="SourceCode"/>
+      </w:pPr>
+      <w:r>
+        <w:rPr>
+          <w:rStyle w:val="ExtensionTok"/>
+        </w:rPr>
+        <w:t xml:space="preserve">npm</w:t>
+      </w:r>
+      <w:r>
+        <w:rPr>
+          <w:rStyle w:val="NormalTok"/>
+        </w:rPr>
+        <w:t xml:space="preserve"> </w:t>
+      </w:r>
+      <w:r>
+        <w:rPr>
+          <w:rStyle w:val="AttributeTok"/>
+        </w:rPr>
+        <w:t xml:space="preserve">--prefix</w:t>
+      </w:r>
+      <w:r>
+        <w:rPr>
+          <w:rStyle w:val="NormalTok"/>
+        </w:rPr>
+        <w:t xml:space="preserve"> app install</w:t>
+      </w:r>
+      <w:r>
+        <w:br/>
+      </w:r>
+      <w:r>
+        <w:rPr>
+          <w:rStyle w:val="ExtensionTok"/>
+        </w:rPr>
+        <w:t xml:space="preserve">npm</w:t>
+      </w:r>
+      <w:r>
+        <w:rPr>
+          <w:rStyle w:val="NormalTok"/>
+        </w:rPr>
+        <w:t xml:space="preserve"> </w:t>
+      </w:r>
+      <w:r>
+        <w:rPr>
+          <w:rStyle w:val="AttributeTok"/>
+        </w:rPr>
+        <w:t xml:space="preserve">--prefix</w:t>
+      </w:r>
+      <w:r>
+        <w:rPr>
+          <w:rStyle w:val="NormalTok"/>
+        </w:rPr>
+        <w:t xml:space="preserve"> app run dev</w:t>
+      </w:r>
+    </w:p>
+    <w:p>
+      <w:pPr>
+        <w:pStyle w:val="FirstParagraph"/>
+      </w:pPr>
+      <w:r>
+        <w:t xml:space="preserve">원본 GIS 자료를 다시 받아 값을 고칠 때만 데이터 변환 단계가 필요하다(원본 자료 경로는</w:t>
+      </w:r>
+      <w:r>
+        <w:t xml:space="preserve"> </w:t>
+      </w:r>
+      <w:r>
+        <w:rPr>
+          <w:rStyle w:val="VerbatimChar"/>
+        </w:rPr>
+        <w:t xml:space="preserve">tools/gislib.py</w:t>
+      </w:r>
+      <w:r>
+        <w:t xml:space="preserve"> </w:t>
+      </w:r>
+      <w:r>
+        <w:t xml:space="preserve">위쪽에 모아 두었으니 본인 환경에 맞게 고친 뒤 실행한다).</w:t>
+      </w:r>
+    </w:p>
+    <w:p>
+      <w:pPr>
+        <w:pStyle w:val="SourceCode"/>
+      </w:pPr>
+      <w:r>
+        <w:rPr>
+          <w:rStyle w:val="ExtensionTok"/>
+        </w:rPr>
+        <w:t xml:space="preserve">python3</w:t>
+      </w:r>
+      <w:r>
+        <w:rPr>
+          <w:rStyle w:val="NormalTok"/>
+        </w:rPr>
+        <w:t xml:space="preserve"> </w:t>
+      </w:r>
+      <w:r>
+        <w:rPr>
+          <w:rStyle w:val="AttributeTok"/>
+        </w:rPr>
+        <w:t xml:space="preserve">-m</w:t>
+      </w:r>
+      <w:r>
+        <w:rPr>
+          <w:rStyle w:val="NormalTok"/>
+        </w:rPr>
+        <w:t xml:space="preserve"> venv .venv </w:t>
+      </w:r>
+      <w:r>
+        <w:rPr>
+          <w:rStyle w:val="KeywordTok"/>
+        </w:rPr>
+        <w:t xml:space="preserve">&amp;&amp;</w:t>
+      </w:r>
+      <w:r>
+        <w:rPr>
+          <w:rStyle w:val="NormalTok"/>
+        </w:rPr>
+        <w:t xml:space="preserve"> </w:t>
+      </w:r>
+      <w:r>
+        <w:rPr>
+          <w:rStyle w:val="ExtensionTok"/>
+        </w:rPr>
+        <w:t xml:space="preserve">./.venv/bin/pip</w:t>
+      </w:r>
+      <w:r>
+        <w:rPr>
+          <w:rStyle w:val="NormalTok"/>
+        </w:rPr>
+        <w:t xml:space="preserve"> install pyshp pyproj shapely openpyxl</w:t>
+      </w:r>
+      <w:r>
+        <w:br/>
+      </w:r>
+      <w:r>
+        <w:rPr>
+          <w:rStyle w:val="ExtensionTok"/>
+        </w:rPr>
+        <w:t xml:space="preserve">./.venv/bin/python</w:t>
+      </w:r>
+      <w:r>
+        <w:rPr>
+          <w:rStyle w:val="NormalTok"/>
+        </w:rPr>
+        <w:t xml:space="preserve"> tools/build_data.py</w:t>
+      </w:r>
+    </w:p>
+    <w:p>
+      <w:pPr>
+        <w:pStyle w:val="Heading2"/>
+      </w:pPr>
+      <w:r>
+        <w:t xml:space="preserve">4. 동작 확인</w:t>
+      </w:r>
+    </w:p>
+    <w:p>
+      <w:pPr>
+        <w:pStyle w:val="Heading3"/>
+      </w:pPr>
+      <w:r>
+        <w:t xml:space="preserve">4.1 통합플랫폼(gis-sass)</w:t>
+      </w:r>
+    </w:p>
+    <w:p>
+      <w:pPr>
+        <w:numPr>
+          <w:ilvl w:val="0"/>
+          <w:numId w:val="1005"/>
+        </w:numPr>
+      </w:pPr>
+      <w:r>
+        <w:t xml:space="preserve">개발 스택 상태:</w:t>
+      </w:r>
+      <w:r>
+        <w:t xml:space="preserve"> </w:t>
+      </w:r>
+      <w:r>
+        <w:rPr>
+          <w:rStyle w:val="VerbatimChar"/>
+        </w:rPr>
+        <w:t xml:space="preserve">docker compose ps -a</w:t>
+      </w:r>
+      <w:r>
+        <w:t xml:space="preserve"> </w:t>
+      </w:r>
+      <w:r>
+        <w:t xml:space="preserve">에서 db 가 healthy 이고 migrate·migrate-admin 이</w:t>
+      </w:r>
+      <w:r>
+        <w:t xml:space="preserve"> </w:t>
+      </w:r>
+      <w:r>
+        <w:rPr>
+          <w:rStyle w:val="VerbatimChar"/>
+        </w:rPr>
+        <w:t xml:space="preserve">Exited (0)</w:t>
+      </w:r>
+      <w:r>
+        <w:t xml:space="preserve"> </w:t>
+      </w:r>
+      <w:r>
+        <w:t xml:space="preserve">으로 끝난 뒤 api·api-admin·web·web-admin 이 실행 중(</w:t>
+      </w:r>
+      <w:r>
+        <w:rPr>
+          <w:rStyle w:val="VerbatimChar"/>
+        </w:rPr>
+        <w:t xml:space="preserve">Up</w:t>
+      </w:r>
+      <w:r>
+        <w:t xml:space="preserve">)이어야 한다.</w:t>
+      </w:r>
+      <w:r>
+        <w:t xml:space="preserve"> </w:t>
+      </w:r>
+      <w:r>
+        <w:rPr>
+          <w:rStyle w:val="VerbatimChar"/>
+        </w:rPr>
+        <w:t xml:space="preserve">-a</w:t>
+      </w:r>
+      <w:r>
+        <w:t xml:space="preserve"> </w:t>
+      </w:r>
+      <w:r>
+        <w:t xml:space="preserve">가 없으면 종료된 migrate 컨테이너는 목록에 나오지 않는다.</w:t>
+      </w:r>
+    </w:p>
+    <w:p>
+      <w:pPr>
+        <w:numPr>
+          <w:ilvl w:val="0"/>
+          <w:numId w:val="1005"/>
+        </w:numPr>
+      </w:pPr>
+      <w:r>
+        <w:t xml:space="preserve">화면: customer web</w:t>
+      </w:r>
+      <w:r>
+        <w:t xml:space="preserve"> </w:t>
+      </w:r>
+      <w:r>
+        <w:rPr>
+          <w:rStyle w:val="VerbatimChar"/>
+        </w:rPr>
+        <w:t xml:space="preserve">http://localhost:15173</w:t>
+      </w:r>
+      <w:r>
+        <w:t xml:space="preserve">, admin web</w:t>
+      </w:r>
+      <w:r>
+        <w:t xml:space="preserve"> </w:t>
+      </w:r>
+      <w:r>
+        <w:rPr>
+          <w:rStyle w:val="VerbatimChar"/>
+        </w:rPr>
+        <w:t xml:space="preserve">http://localhost:15174</w:t>
+      </w:r>
+      <w:r>
+        <w:t xml:space="preserve"> </w:t>
+      </w:r>
+      <w:r>
+        <w:t xml:space="preserve">에서 로그인 화면이 열린다.</w:t>
+      </w:r>
+    </w:p>
+    <w:p>
+      <w:pPr>
+        <w:numPr>
+          <w:ilvl w:val="0"/>
+          <w:numId w:val="1005"/>
         </w:numPr>
       </w:pPr>
       <w:r>
@@ -1928,7 +3807,7 @@
       <w:pPr>
         <w:numPr>
           <w:ilvl w:val="0"/>
-          <w:numId w:val="1003"/>
+          <w:numId w:val="1005"/>
         </w:numPr>
       </w:pPr>
       <w:r>
@@ -1954,7 +3833,7 @@
       <w:pPr>
         <w:numPr>
           <w:ilvl w:val="0"/>
-          <w:numId w:val="1003"/>
+          <w:numId w:val="1005"/>
         </w:numPr>
       </w:pPr>
       <w:r>
@@ -2204,6 +4083,664 @@
     </w:tbl>
     <w:p>
       <w:pPr>
+        <w:pStyle w:val="Heading3"/>
+      </w:pPr>
+      <w:r>
+        <w:t xml:space="preserve">4.2 지반침하 SaaS 서버(jeju-ai-saas-be)</w:t>
+      </w:r>
+    </w:p>
+    <w:p>
+      <w:pPr>
+        <w:numPr>
+          <w:ilvl w:val="0"/>
+          <w:numId w:val="1006"/>
+        </w:numPr>
+      </w:pPr>
+      <w:r>
+        <w:t xml:space="preserve">스토리지 상태:</w:t>
+      </w:r>
+      <w:r>
+        <w:t xml:space="preserve"> </w:t>
+      </w:r>
+      <w:r>
+        <w:rPr>
+          <w:rStyle w:val="VerbatimChar"/>
+        </w:rPr>
+        <w:t xml:space="preserve">docker compose ps</w:t>
+      </w:r>
+      <w:r>
+        <w:t xml:space="preserve"> </w:t>
+      </w:r>
+      <w:r>
+        <w:t xml:space="preserve">에서 storage 가 healthy 여야 한다.</w:t>
+      </w:r>
+    </w:p>
+    <w:p>
+      <w:pPr>
+        <w:numPr>
+          <w:ilvl w:val="0"/>
+          <w:numId w:val="1006"/>
+        </w:numPr>
+      </w:pPr>
+      <w:r>
+        <w:t xml:space="preserve">API:</w:t>
+      </w:r>
+      <w:r>
+        <w:t xml:space="preserve"> </w:t>
+      </w:r>
+      <w:r>
+        <w:rPr>
+          <w:rStyle w:val="VerbatimChar"/>
+        </w:rPr>
+        <w:t xml:space="preserve">curl -fsS http://localhost:8787/api/catalog</w:t>
+      </w:r>
+      <w:r>
+        <w:t xml:space="preserve"> </w:t>
+      </w:r>
+      <w:r>
+        <w:t xml:space="preserve">가 조직·워크스페이스·레이어 목록을 돌려주고, 올린 레이어가 목록에 보여야 한다(스토리지를 훑어 만들며 10초 캐시). 계약은</w:t>
+      </w:r>
+      <w:r>
+        <w:t xml:space="preserve"> </w:t>
+      </w:r>
+      <w:r>
+        <w:rPr>
+          <w:rStyle w:val="VerbatimChar"/>
+        </w:rPr>
+        <w:t xml:space="preserve">curl -fsS http://localhost:8787/api/openapi.json</w:t>
+      </w:r>
+      <w:r>
+        <w:t xml:space="preserve">.</w:t>
+      </w:r>
+    </w:p>
+    <w:p>
+      <w:pPr>
+        <w:numPr>
+          <w:ilvl w:val="0"/>
+          <w:numId w:val="1006"/>
+        </w:numPr>
+      </w:pPr>
+      <w:r>
+        <w:t xml:space="preserve">테스트(영역별 명령은</w:t>
+      </w:r>
+      <w:r>
+        <w:t xml:space="preserve"> </w:t>
+      </w:r>
+      <w:r>
+        <w:rPr>
+          <w:rStyle w:val="VerbatimChar"/>
+        </w:rPr>
+        <w:t xml:space="preserve">mise.toml</w:t>
+      </w:r>
+      <w:r>
+        <w:t xml:space="preserve"> </w:t>
+      </w:r>
+      <w:r>
+        <w:t xml:space="preserve">의 작업이 단일 출처.</w:t>
+      </w:r>
+      <w:r>
+        <w:t xml:space="preserve"> </w:t>
+      </w:r>
+      <w:r>
+        <w:rPr>
+          <w:rStyle w:val="VerbatimChar"/>
+        </w:rPr>
+        <w:t xml:space="preserve">mise run ci</w:t>
+      </w:r>
+      <w:r>
+        <w:t xml:space="preserve"> </w:t>
+      </w:r>
+      <w:r>
+        <w:t xml:space="preserve">가 CI 와 같은 순서로 전부 돈다):</w:t>
+      </w:r>
+    </w:p>
+    <w:tbl>
+      <w:tblPr>
+        <w:tblStyle w:val="Table"/>
+        <w:tblW w:type="auto" w:w="0"/>
+        <w:jc w:val="left"/>
+        <w:tblInd w:w="720" w:type="dxa"/>
+        <w:tblLook w:firstRow="1" w:lastRow="0" w:firstColumn="0" w:lastColumn="0" w:noHBand="0" w:noVBand="0" w:val="0020"/>
+      </w:tblPr>
+      <w:tblGrid>
+        <w:gridCol w:w="3960"/>
+        <w:gridCol w:w="3960"/>
+      </w:tblGrid>
+      <w:tr>
+        <w:trPr>
+          <w:tblHeader w:val="on"/>
+        </w:trPr>
+        <w:tc>
+          <w:tcPr/>
+          <w:p>
+            <w:pPr>
+              <w:pStyle w:val="Compact"/>
+            </w:pPr>
+            <w:r>
+              <w:t xml:space="preserve">영역</w:t>
+            </w:r>
+          </w:p>
+        </w:tc>
+        <w:tc>
+          <w:tcPr/>
+          <w:p>
+            <w:pPr>
+              <w:pStyle w:val="Compact"/>
+            </w:pPr>
+            <w:r>
+              <w:t xml:space="preserve">명령</w:t>
+            </w:r>
+          </w:p>
+        </w:tc>
+      </w:tr>
+      <w:tr>
+        <w:tc>
+          <w:tcPr/>
+          <w:p>
+            <w:pPr>
+              <w:pStyle w:val="Compact"/>
+            </w:pPr>
+            <w:r>
+              <w:t xml:space="preserve">API 타입 검사</w:t>
+            </w:r>
+          </w:p>
+        </w:tc>
+        <w:tc>
+          <w:tcPr/>
+          <w:p>
+            <w:pPr>
+              <w:pStyle w:val="Compact"/>
+            </w:pPr>
+            <w:r>
+              <w:rPr>
+                <w:rStyle w:val="VerbatimChar"/>
+              </w:rPr>
+              <w:t xml:space="preserve">mise run typecheck</w:t>
+            </w:r>
+            <w:r>
+              <w:t xml:space="preserve"> </w:t>
+            </w:r>
+            <w:r>
+              <w:t xml:space="preserve">(=</w:t>
+            </w:r>
+            <w:r>
+              <w:t xml:space="preserve"> </w:t>
+            </w:r>
+            <w:r>
+              <w:rPr>
+                <w:rStyle w:val="VerbatimChar"/>
+              </w:rPr>
+              <w:t xml:space="preserve">npm --prefix api run typecheck</w:t>
+            </w:r>
+            <w:r>
+              <w:t xml:space="preserve">)</w:t>
+            </w:r>
+          </w:p>
+        </w:tc>
+      </w:tr>
+      <w:tr>
+        <w:tc>
+          <w:tcPr/>
+          <w:p>
+            <w:pPr>
+              <w:pStyle w:val="Compact"/>
+            </w:pPr>
+            <w:r>
+              <w:t xml:space="preserve">API 단위(메모리 버킷, 스토리지 불필요, 커버리지 하한 70%)</w:t>
+            </w:r>
+          </w:p>
+        </w:tc>
+        <w:tc>
+          <w:tcPr/>
+          <w:p>
+            <w:pPr>
+              <w:pStyle w:val="Compact"/>
+            </w:pPr>
+            <w:r>
+              <w:rPr>
+                <w:rStyle w:val="VerbatimChar"/>
+              </w:rPr>
+              <w:t xml:space="preserve">mise run test:api</w:t>
+            </w:r>
+            <w:r>
+              <w:t xml:space="preserve"> </w:t>
+            </w:r>
+            <w:r>
+              <w:t xml:space="preserve">(=</w:t>
+            </w:r>
+            <w:r>
+              <w:t xml:space="preserve"> </w:t>
+            </w:r>
+            <w:r>
+              <w:rPr>
+                <w:rStyle w:val="VerbatimChar"/>
+              </w:rPr>
+              <w:t xml:space="preserve">npm --prefix api test</w:t>
+            </w:r>
+            <w:r>
+              <w:t xml:space="preserve">)</w:t>
+            </w:r>
+          </w:p>
+        </w:tc>
+      </w:tr>
+      <w:tr>
+        <w:tc>
+          <w:tcPr/>
+          <w:p>
+            <w:pPr>
+              <w:pStyle w:val="Compact"/>
+            </w:pPr>
+            <w:r>
+              <w:t xml:space="preserve">API 통합(실제 SeaweedFS, Docker 필요)</w:t>
+            </w:r>
+          </w:p>
+        </w:tc>
+        <w:tc>
+          <w:tcPr/>
+          <w:p>
+            <w:pPr>
+              <w:pStyle w:val="Compact"/>
+            </w:pPr>
+            <w:r>
+              <w:rPr>
+                <w:rStyle w:val="VerbatimChar"/>
+              </w:rPr>
+              <w:t xml:space="preserve">mise run test:integration</w:t>
+            </w:r>
+            <w:r>
+              <w:t xml:space="preserve"> </w:t>
+            </w:r>
+            <w:r>
+              <w:t xml:space="preserve">— 전용 compose 프로젝트·버킷(</w:t>
+            </w:r>
+            <w:r>
+              <w:rPr>
+                <w:rStyle w:val="VerbatimChar"/>
+              </w:rPr>
+              <w:t xml:space="preserve">jeju-ai-saas-test</w:t>
+            </w:r>
+            <w:r>
+              <w:t xml:space="preserve">,</w:t>
+            </w:r>
+            <w:r>
+              <w:t xml:space="preserve"> </w:t>
+            </w:r>
+            <w:r>
+              <w:rPr>
+                <w:rStyle w:val="VerbatimChar"/>
+              </w:rPr>
+              <w:t xml:space="preserve">127.0.0.1:18333</w:t>
+            </w:r>
+            <w:r>
+              <w:t xml:space="preserve">)을 띄우고 지우므로 개발 스토리지는 건드리지 않는다</w:t>
+            </w:r>
+          </w:p>
+        </w:tc>
+      </w:tr>
+      <w:tr>
+        <w:tc>
+          <w:tcPr/>
+          <w:p>
+            <w:pPr>
+              <w:pStyle w:val="Compact"/>
+            </w:pPr>
+            <w:r>
+              <w:t xml:space="preserve">지수 실행기 단위(Docker 불필요)</w:t>
+            </w:r>
+          </w:p>
+        </w:tc>
+        <w:tc>
+          <w:tcPr/>
+          <w:p>
+            <w:pPr>
+              <w:pStyle w:val="Compact"/>
+            </w:pPr>
+            <w:r>
+              <w:rPr>
+                <w:rStyle w:val="VerbatimChar"/>
+              </w:rPr>
+              <w:t xml:space="preserve">mise run test:pipeline</w:t>
+            </w:r>
+            <w:r>
+              <w:t xml:space="preserve"> </w:t>
+            </w:r>
+            <w:r>
+              <w:t xml:space="preserve">(=</w:t>
+            </w:r>
+            <w:r>
+              <w:t xml:space="preserve"> </w:t>
+            </w:r>
+            <w:r>
+              <w:rPr>
+                <w:rStyle w:val="VerbatimChar"/>
+              </w:rPr>
+              <w:t xml:space="preserve">python3 -m unittest discover -s pipeline/tests</w:t>
+            </w:r>
+            <w:r>
+              <w:t xml:space="preserve">)</w:t>
+            </w:r>
+          </w:p>
+        </w:tc>
+      </w:tr>
+      <w:tr>
+        <w:tc>
+          <w:tcPr/>
+          <w:p>
+            <w:pPr>
+              <w:pStyle w:val="Compact"/>
+            </w:pPr>
+            <w:r>
+              <w:t xml:space="preserve">OpenAPI 계약(라우트 스키마와</w:t>
+            </w:r>
+            <w:r>
+              <w:t xml:space="preserve"> </w:t>
+            </w:r>
+            <w:r>
+              <w:rPr>
+                <w:rStyle w:val="VerbatimChar"/>
+              </w:rPr>
+              <w:t xml:space="preserve">openapi.json</w:t>
+            </w:r>
+            <w:r>
+              <w:t xml:space="preserve"> </w:t>
+            </w:r>
+            <w:r>
+              <w:t xml:space="preserve">일치)</w:t>
+            </w:r>
+          </w:p>
+        </w:tc>
+        <w:tc>
+          <w:tcPr/>
+          <w:p>
+            <w:pPr>
+              <w:pStyle w:val="Compact"/>
+            </w:pPr>
+            <w:r>
+              <w:rPr>
+                <w:rStyle w:val="VerbatimChar"/>
+              </w:rPr>
+              <w:t xml:space="preserve">mise run openapi:check</w:t>
+            </w:r>
+          </w:p>
+        </w:tc>
+      </w:tr>
+      <w:tr>
+        <w:tc>
+          <w:tcPr/>
+          <w:p>
+            <w:pPr>
+              <w:pStyle w:val="Compact"/>
+            </w:pPr>
+            <w:r>
+              <w:t xml:space="preserve">린트 전체</w:t>
+            </w:r>
+          </w:p>
+        </w:tc>
+        <w:tc>
+          <w:tcPr/>
+          <w:p>
+            <w:pPr>
+              <w:pStyle w:val="Compact"/>
+            </w:pPr>
+            <w:r>
+              <w:rPr>
+                <w:rStyle w:val="VerbatimChar"/>
+              </w:rPr>
+              <w:t xml:space="preserve">mise run lint</w:t>
+            </w:r>
+          </w:p>
+        </w:tc>
+      </w:tr>
+    </w:tbl>
+    <w:p>
+      <w:pPr>
+        <w:pStyle w:val="Heading3"/>
+      </w:pPr>
+      <w:r>
+        <w:t xml:space="preserve">4.3 지반침하 SaaS 화면(jeju-ai-saas-fe)</w:t>
+      </w:r>
+    </w:p>
+    <w:p>
+      <w:pPr>
+        <w:numPr>
+          <w:ilvl w:val="0"/>
+          <w:numId w:val="1007"/>
+        </w:numPr>
+      </w:pPr>
+      <w:r>
+        <w:t xml:space="preserve">화면:</w:t>
+      </w:r>
+      <w:r>
+        <w:t xml:space="preserve"> </w:t>
+      </w:r>
+      <w:r>
+        <w:rPr>
+          <w:rStyle w:val="VerbatimChar"/>
+        </w:rPr>
+        <w:t xml:space="preserve">http://localhost:5178</w:t>
+      </w:r>
+      <w:r>
+        <w:t xml:space="preserve"> </w:t>
+      </w:r>
+      <w:r>
+        <w:t xml:space="preserve">에서 지도가 열리고 레이어 패널에 서버에 올린 레이어가 보여야 한다. 브이월드 키가 없으면 배경지도 없이 격자만 보이는 것이 정상이다.</w:t>
+      </w:r>
+    </w:p>
+    <w:p>
+      <w:pPr>
+        <w:numPr>
+          <w:ilvl w:val="0"/>
+          <w:numId w:val="1007"/>
+        </w:numPr>
+      </w:pPr>
+      <w:r>
+        <w:t xml:space="preserve">테스트(</w:t>
+      </w:r>
+      <w:r>
+        <w:rPr>
+          <w:rStyle w:val="VerbatimChar"/>
+        </w:rPr>
+        <w:t xml:space="preserve">mise run ci</w:t>
+      </w:r>
+      <w:r>
+        <w:t xml:space="preserve"> </w:t>
+      </w:r>
+      <w:r>
+        <w:t xml:space="preserve">가 CI 와 같은 순서로 전부 돈다):</w:t>
+      </w:r>
+    </w:p>
+    <w:tbl>
+      <w:tblPr>
+        <w:tblStyle w:val="Table"/>
+        <w:tblW w:type="auto" w:w="0"/>
+        <w:jc w:val="left"/>
+        <w:tblInd w:w="720" w:type="dxa"/>
+        <w:tblLook w:firstRow="1" w:lastRow="0" w:firstColumn="0" w:lastColumn="0" w:noHBand="0" w:noVBand="0" w:val="0020"/>
+      </w:tblPr>
+      <w:tblGrid>
+        <w:gridCol w:w="3960"/>
+        <w:gridCol w:w="3960"/>
+      </w:tblGrid>
+      <w:tr>
+        <w:trPr>
+          <w:tblHeader w:val="on"/>
+        </w:trPr>
+        <w:tc>
+          <w:tcPr/>
+          <w:p>
+            <w:pPr>
+              <w:pStyle w:val="Compact"/>
+            </w:pPr>
+            <w:r>
+              <w:t xml:space="preserve">영역</w:t>
+            </w:r>
+          </w:p>
+        </w:tc>
+        <w:tc>
+          <w:tcPr/>
+          <w:p>
+            <w:pPr>
+              <w:pStyle w:val="Compact"/>
+            </w:pPr>
+            <w:r>
+              <w:t xml:space="preserve">명령</w:t>
+            </w:r>
+          </w:p>
+        </w:tc>
+      </w:tr>
+      <w:tr>
+        <w:tc>
+          <w:tcPr/>
+          <w:p>
+            <w:pPr>
+              <w:pStyle w:val="Compact"/>
+            </w:pPr>
+            <w:r>
+              <w:t xml:space="preserve">타입 검사</w:t>
+            </w:r>
+          </w:p>
+        </w:tc>
+        <w:tc>
+          <w:tcPr/>
+          <w:p>
+            <w:pPr>
+              <w:pStyle w:val="Compact"/>
+            </w:pPr>
+            <w:r>
+              <w:rPr>
+                <w:rStyle w:val="VerbatimChar"/>
+              </w:rPr>
+              <w:t xml:space="preserve">npm run typecheck</w:t>
+            </w:r>
+          </w:p>
+        </w:tc>
+      </w:tr>
+      <w:tr>
+        <w:tc>
+          <w:tcPr/>
+          <w:p>
+            <w:pPr>
+              <w:pStyle w:val="Compact"/>
+            </w:pPr>
+            <w:r>
+              <w:t xml:space="preserve">단위·컴포넌트(Vitest + jsdom)</w:t>
+            </w:r>
+          </w:p>
+        </w:tc>
+        <w:tc>
+          <w:tcPr/>
+          <w:p>
+            <w:pPr>
+              <w:pStyle w:val="Compact"/>
+            </w:pPr>
+            <w:r>
+              <w:rPr>
+                <w:rStyle w:val="VerbatimChar"/>
+              </w:rPr>
+              <w:t xml:space="preserve">npm test</w:t>
+            </w:r>
+            <w:r>
+              <w:t xml:space="preserve"> </w:t>
+            </w:r>
+            <w:r>
+              <w:t xml:space="preserve">(커버리지 하한 70% 검사는</w:t>
+            </w:r>
+            <w:r>
+              <w:t xml:space="preserve"> </w:t>
+            </w:r>
+            <w:r>
+              <w:rPr>
+                <w:rStyle w:val="VerbatimChar"/>
+              </w:rPr>
+              <w:t xml:space="preserve">npm run test:coverage</w:t>
+            </w:r>
+            <w:r>
+              <w:t xml:space="preserve">)</w:t>
+            </w:r>
+          </w:p>
+        </w:tc>
+      </w:tr>
+      <w:tr>
+        <w:tc>
+          <w:tcPr/>
+          <w:p>
+            <w:pPr>
+              <w:pStyle w:val="Compact"/>
+            </w:pPr>
+            <w:r>
+              <w:t xml:space="preserve">E2E(Playwright, 서버 없이 합성 자료)</w:t>
+            </w:r>
+          </w:p>
+        </w:tc>
+        <w:tc>
+          <w:tcPr/>
+          <w:p>
+            <w:pPr>
+              <w:pStyle w:val="Compact"/>
+            </w:pPr>
+            <w:r>
+              <w:rPr>
+                <w:rStyle w:val="VerbatimChar"/>
+              </w:rPr>
+              <w:t xml:space="preserve">npm run test:e2e</w:t>
+            </w:r>
+            <w:r>
+              <w:t xml:space="preserve"> </w:t>
+            </w:r>
+            <w:r>
+              <w:t xml:space="preserve">— 운영 번들을 빌드해 preview(</w:t>
+            </w:r>
+            <w:r>
+              <w:rPr>
+                <w:rStyle w:val="VerbatimChar"/>
+              </w:rPr>
+              <w:t xml:space="preserve">127.0.0.1:4173</w:t>
+            </w:r>
+            <w:r>
+              <w:t xml:space="preserve">)를 직접 띄운다. 시각 회귀는 리눅스에서만 비교하므로 전체는</w:t>
+            </w:r>
+            <w:r>
+              <w:t xml:space="preserve"> </w:t>
+            </w:r>
+            <w:r>
+              <w:rPr>
+                <w:rStyle w:val="VerbatimChar"/>
+              </w:rPr>
+              <w:t xml:space="preserve">mise run test:e2e:docker</w:t>
+            </w:r>
+          </w:p>
+        </w:tc>
+      </w:tr>
+      <w:tr>
+        <w:tc>
+          <w:tcPr/>
+          <w:p>
+            <w:pPr>
+              <w:pStyle w:val="Compact"/>
+            </w:pPr>
+            <w:r>
+              <w:t xml:space="preserve">린트 전체</w:t>
+            </w:r>
+          </w:p>
+        </w:tc>
+        <w:tc>
+          <w:tcPr/>
+          <w:p>
+            <w:pPr>
+              <w:pStyle w:val="Compact"/>
+            </w:pPr>
+            <w:r>
+              <w:rPr>
+                <w:rStyle w:val="VerbatimChar"/>
+              </w:rPr>
+              <w:t xml:space="preserve">mise run lint</w:t>
+            </w:r>
+          </w:p>
+        </w:tc>
+      </w:tr>
+    </w:tbl>
+    <w:p>
+      <w:pPr>
         <w:pStyle w:val="Heading2"/>
       </w:pPr>
       <w:r>
@@ -2729,6 +5266,497 @@
           </w:p>
         </w:tc>
       </w:tr>
+      <w:tr>
+        <w:tc>
+          <w:tcPr/>
+          <w:p>
+            <w:pPr>
+              <w:pStyle w:val="Compact"/>
+            </w:pPr>
+            <w:r>
+              <w:t xml:space="preserve">SaaS 서버 api 가 시작하자마자</w:t>
+            </w:r>
+            <w:r>
+              <w:t xml:space="preserve"> </w:t>
+            </w:r>
+            <w:r>
+              <w:rPr>
+                <w:rStyle w:val="VerbatimChar"/>
+              </w:rPr>
+              <w:t xml:space="preserve">환경변수 S3_ACCESS_KEY 가 없습니다</w:t>
+            </w:r>
+            <w:r>
+              <w:t xml:space="preserve"> </w:t>
+            </w:r>
+            <w:r>
+              <w:t xml:space="preserve">로 멈춘다</w:t>
+            </w:r>
+          </w:p>
+        </w:tc>
+        <w:tc>
+          <w:tcPr/>
+          <w:p>
+            <w:pPr>
+              <w:pStyle w:val="Compact"/>
+            </w:pPr>
+            <w:r>
+              <w:t xml:space="preserve">루트</w:t>
+            </w:r>
+            <w:r>
+              <w:t xml:space="preserve"> </w:t>
+            </w:r>
+            <w:r>
+              <w:rPr>
+                <w:rStyle w:val="VerbatimChar"/>
+              </w:rPr>
+              <w:t xml:space="preserve">.env</w:t>
+            </w:r>
+            <w:r>
+              <w:t xml:space="preserve"> </w:t>
+            </w:r>
+            <w:r>
+              <w:t xml:space="preserve">가 없다. 스토리지 자격 증명은 기본값이 없다</w:t>
+            </w:r>
+          </w:p>
+        </w:tc>
+        <w:tc>
+          <w:tcPr/>
+          <w:p>
+            <w:pPr>
+              <w:pStyle w:val="Compact"/>
+            </w:pPr>
+            <w:r>
+              <w:rPr>
+                <w:rStyle w:val="VerbatimChar"/>
+              </w:rPr>
+              <w:t xml:space="preserve">cp .env.example .env</w:t>
+            </w:r>
+            <w:r>
+              <w:t xml:space="preserve"> </w:t>
+            </w:r>
+            <w:r>
+              <w:t xml:space="preserve">뒤 다시 기동</w:t>
+            </w:r>
+          </w:p>
+        </w:tc>
+      </w:tr>
+      <w:tr>
+        <w:tc>
+          <w:tcPr/>
+          <w:p>
+            <w:pPr>
+              <w:pStyle w:val="Compact"/>
+            </w:pPr>
+            <w:r>
+              <w:t xml:space="preserve">SaaS 서버에 레이어를 올렸는데 카탈로그·화면에 없다</w:t>
+            </w:r>
+          </w:p>
+        </w:tc>
+        <w:tc>
+          <w:tcPr/>
+          <w:p>
+            <w:pPr>
+              <w:pStyle w:val="Compact"/>
+            </w:pPr>
+            <w:r>
+              <w:rPr>
+                <w:rStyle w:val="VerbatimChar"/>
+              </w:rPr>
+              <w:t xml:space="preserve">storage push</w:t>
+            </w:r>
+            <w:r>
+              <w:t xml:space="preserve"> </w:t>
+            </w:r>
+            <w:r>
+              <w:t xml:space="preserve">는 폴더의</w:t>
+            </w:r>
+            <w:r>
+              <w:t xml:space="preserve"> </w:t>
+            </w:r>
+            <w:r>
+              <w:rPr>
+                <w:rStyle w:val="VerbatimChar"/>
+              </w:rPr>
+              <w:t xml:space="preserve">orgs/</w:t>
+            </w:r>
+            <w:r>
+              <w:t xml:space="preserve"> </w:t>
+            </w:r>
+            <w:r>
+              <w:t xml:space="preserve">아래만 올리고, 카탈로그는 10초 캐시다</w:t>
+            </w:r>
+          </w:p>
+        </w:tc>
+        <w:tc>
+          <w:tcPr/>
+          <w:p>
+            <w:pPr>
+              <w:pStyle w:val="Compact"/>
+            </w:pPr>
+            <w:r>
+              <w:t xml:space="preserve">폴더 구조가</w:t>
+            </w:r>
+            <w:r>
+              <w:t xml:space="preserve"> </w:t>
+            </w:r>
+            <w:r>
+              <w:rPr>
+                <w:rStyle w:val="VerbatimChar"/>
+              </w:rPr>
+              <w:t xml:space="preserve">orgs/{org}/layers/{layer}/manifest.json</w:t>
+            </w:r>
+            <w:r>
+              <w:t xml:space="preserve"> </w:t>
+            </w:r>
+            <w:r>
+              <w:t xml:space="preserve">인지 확인하고 10초 뒤 다시 조회</w:t>
+            </w:r>
+          </w:p>
+        </w:tc>
+      </w:tr>
+      <w:tr>
+        <w:tc>
+          <w:tcPr/>
+          <w:p>
+            <w:pPr>
+              <w:pStyle w:val="Compact"/>
+            </w:pPr>
+            <w:r>
+              <w:t xml:space="preserve">SaaS 서버 통합 테스트가 "개발·운영 버킷으로 돌리지 않는다" 오류로 멈춘다</w:t>
+            </w:r>
+          </w:p>
+        </w:tc>
+        <w:tc>
+          <w:tcPr/>
+          <w:p>
+            <w:pPr>
+              <w:pStyle w:val="Compact"/>
+            </w:pPr>
+            <w:r>
+              <w:t xml:space="preserve">환경에</w:t>
+            </w:r>
+            <w:r>
+              <w:t xml:space="preserve"> </w:t>
+            </w:r>
+            <w:r>
+              <w:rPr>
+                <w:rStyle w:val="VerbatimChar"/>
+              </w:rPr>
+              <w:t xml:space="preserve">S3_BUCKET=jeju-ai-saas</w:t>
+            </w:r>
+            <w:r>
+              <w:t xml:space="preserve"> </w:t>
+            </w:r>
+            <w:r>
+              <w:t xml:space="preserve">가 들어 있다(테스트는 끝나면 버킷의</w:t>
+            </w:r>
+            <w:r>
+              <w:t xml:space="preserve"> </w:t>
+            </w:r>
+            <w:r>
+              <w:rPr>
+                <w:rStyle w:val="VerbatimChar"/>
+              </w:rPr>
+              <w:t xml:space="preserve">orgs/</w:t>
+            </w:r>
+            <w:r>
+              <w:t xml:space="preserve"> </w:t>
+            </w:r>
+            <w:r>
+              <w:t xml:space="preserve">를 지우므로 막는다)</w:t>
+            </w:r>
+          </w:p>
+        </w:tc>
+        <w:tc>
+          <w:tcPr/>
+          <w:p>
+            <w:pPr>
+              <w:pStyle w:val="Compact"/>
+            </w:pPr>
+            <w:r>
+              <w:rPr>
+                <w:rStyle w:val="VerbatimChar"/>
+              </w:rPr>
+              <w:t xml:space="preserve">mise run test:integration</w:t>
+            </w:r>
+            <w:r>
+              <w:t xml:space="preserve"> </w:t>
+            </w:r>
+            <w:r>
+              <w:t xml:space="preserve">으로 돌린다(전용 버킷</w:t>
+            </w:r>
+            <w:r>
+              <w:t xml:space="preserve"> </w:t>
+            </w:r>
+            <w:r>
+              <w:rPr>
+                <w:rStyle w:val="VerbatimChar"/>
+              </w:rPr>
+              <w:t xml:space="preserve">jeju-ai-saas-test</w:t>
+            </w:r>
+            <w:r>
+              <w:t xml:space="preserve">)</w:t>
+            </w:r>
+          </w:p>
+        </w:tc>
+      </w:tr>
+      <w:tr>
+        <w:tc>
+          <w:tcPr/>
+          <w:p>
+            <w:pPr>
+              <w:pStyle w:val="Compact"/>
+            </w:pPr>
+            <w:r>
+              <w:t xml:space="preserve">SaaS 화면이 비어 있고</w:t>
+            </w:r>
+            <w:r>
+              <w:t xml:space="preserve"> </w:t>
+            </w:r>
+            <w:r>
+              <w:rPr>
+                <w:rStyle w:val="VerbatimChar"/>
+              </w:rPr>
+              <w:t xml:space="preserve">/api</w:t>
+            </w:r>
+            <w:r>
+              <w:t xml:space="preserve"> </w:t>
+            </w:r>
+            <w:r>
+              <w:t xml:space="preserve">요청이 실패한다</w:t>
+            </w:r>
+          </w:p>
+        </w:tc>
+        <w:tc>
+          <w:tcPr/>
+          <w:p>
+            <w:pPr>
+              <w:pStyle w:val="Compact"/>
+            </w:pPr>
+            <w:r>
+              <w:t xml:space="preserve">서버(8787)가 떠 있지 않거나</w:t>
+            </w:r>
+            <w:r>
+              <w:t xml:space="preserve"> </w:t>
+            </w:r>
+            <w:r>
+              <w:rPr>
+                <w:rStyle w:val="VerbatimChar"/>
+              </w:rPr>
+              <w:t xml:space="preserve">.env.local</w:t>
+            </w:r>
+            <w:r>
+              <w:t xml:space="preserve"> </w:t>
+            </w:r>
+            <w:r>
+              <w:t xml:space="preserve">의</w:t>
+            </w:r>
+            <w:r>
+              <w:t xml:space="preserve"> </w:t>
+            </w:r>
+            <w:r>
+              <w:rPr>
+                <w:rStyle w:val="VerbatimChar"/>
+              </w:rPr>
+              <w:t xml:space="preserve">API_PROXY_TARGET</w:t>
+            </w:r>
+            <w:r>
+              <w:t xml:space="preserve"> </w:t>
+            </w:r>
+            <w:r>
+              <w:t xml:space="preserve">이 다른 주소다</w:t>
+            </w:r>
+          </w:p>
+        </w:tc>
+        <w:tc>
+          <w:tcPr/>
+          <w:p>
+            <w:pPr>
+              <w:pStyle w:val="Compact"/>
+            </w:pPr>
+            <w:r>
+              <w:t xml:space="preserve">3.2 의 서버를 먼저 띄우고</w:t>
+            </w:r>
+            <w:r>
+              <w:t xml:space="preserve"> </w:t>
+            </w:r>
+            <w:r>
+              <w:rPr>
+                <w:rStyle w:val="VerbatimChar"/>
+              </w:rPr>
+              <w:t xml:space="preserve">curl localhost:8787/api/catalog</w:t>
+            </w:r>
+            <w:r>
+              <w:t xml:space="preserve"> </w:t>
+            </w:r>
+            <w:r>
+              <w:t xml:space="preserve">로 확인</w:t>
+            </w:r>
+          </w:p>
+        </w:tc>
+      </w:tr>
+      <w:tr>
+        <w:tc>
+          <w:tcPr/>
+          <w:p>
+            <w:pPr>
+              <w:pStyle w:val="Compact"/>
+            </w:pPr>
+            <w:r>
+              <w:t xml:space="preserve">SaaS 화면 또는 프로토타입이</w:t>
+            </w:r>
+            <w:r>
+              <w:t xml:space="preserve"> </w:t>
+            </w:r>
+            <w:r>
+              <w:rPr>
+                <w:rStyle w:val="VerbatimChar"/>
+              </w:rPr>
+              <w:t xml:space="preserve">localhost:5179</w:t>
+            </w:r>
+            <w:r>
+              <w:t xml:space="preserve"> </w:t>
+            </w:r>
+            <w:r>
+              <w:t xml:space="preserve">로 뜬다</w:t>
+            </w:r>
+          </w:p>
+        </w:tc>
+        <w:tc>
+          <w:tcPr/>
+          <w:p>
+            <w:pPr>
+              <w:pStyle w:val="Compact"/>
+            </w:pPr>
+            <w:r>
+              <w:t xml:space="preserve">둘 다 개발 서버 기본 포트가 5178 이라 먼저 뜬 쪽이 차지한다. 5179 는 브이월드 키의 등록 URL 과 달라 배경지도가 빠진다</w:t>
+            </w:r>
+          </w:p>
+        </w:tc>
+        <w:tc>
+          <w:tcPr/>
+          <w:p>
+            <w:pPr>
+              <w:pStyle w:val="Compact"/>
+            </w:pPr>
+            <w:r>
+              <w:t xml:space="preserve">둘 중 하나만 띄운다</w:t>
+            </w:r>
+          </w:p>
+        </w:tc>
+      </w:tr>
+      <w:tr>
+        <w:tc>
+          <w:tcPr/>
+          <w:p>
+            <w:pPr>
+              <w:pStyle w:val="Compact"/>
+            </w:pPr>
+            <w:r>
+              <w:t xml:space="preserve">SaaS 화면 E2E 가</w:t>
+            </w:r>
+            <w:r>
+              <w:t xml:space="preserve"> </w:t>
+            </w:r>
+            <w:r>
+              <w:rPr>
+                <w:rStyle w:val="VerbatimChar"/>
+              </w:rPr>
+              <w:t xml:space="preserve">Executable doesn't exist</w:t>
+            </w:r>
+            <w:r>
+              <w:t xml:space="preserve"> </w:t>
+            </w:r>
+            <w:r>
+              <w:t xml:space="preserve">로 실패한다</w:t>
+            </w:r>
+          </w:p>
+        </w:tc>
+        <w:tc>
+          <w:tcPr/>
+          <w:p>
+            <w:pPr>
+              <w:pStyle w:val="Compact"/>
+            </w:pPr>
+            <w:r>
+              <w:t xml:space="preserve">Playwright 브라우저를 받지 않았다</w:t>
+            </w:r>
+          </w:p>
+        </w:tc>
+        <w:tc>
+          <w:tcPr/>
+          <w:p>
+            <w:pPr>
+              <w:pStyle w:val="Compact"/>
+            </w:pPr>
+            <w:r>
+              <w:rPr>
+                <w:rStyle w:val="VerbatimChar"/>
+              </w:rPr>
+              <w:t xml:space="preserve">npx playwright install chromium</w:t>
+            </w:r>
+          </w:p>
+        </w:tc>
+      </w:tr>
+      <w:tr>
+        <w:tc>
+          <w:tcPr/>
+          <w:p>
+            <w:pPr>
+              <w:pStyle w:val="Compact"/>
+            </w:pPr>
+            <w:r>
+              <w:t xml:space="preserve">SaaS 화면 E2E 의 시각 회귀(</w:t>
+            </w:r>
+            <w:r>
+              <w:rPr>
+                <w:rStyle w:val="VerbatimChar"/>
+              </w:rPr>
+              <w:t xml:space="preserve">visual.spec</w:t>
+            </w:r>
+            <w:r>
+              <w:t xml:space="preserve">)가 macOS 에서 건너뛴다</w:t>
+            </w:r>
+          </w:p>
+        </w:tc>
+        <w:tc>
+          <w:tcPr/>
+          <w:p>
+            <w:pPr>
+              <w:pStyle w:val="Compact"/>
+            </w:pPr>
+            <w:r>
+              <w:t xml:space="preserve">기준 이미지는 리눅스에서만 만들고 비교한다</w:t>
+            </w:r>
+          </w:p>
+        </w:tc>
+        <w:tc>
+          <w:tcPr/>
+          <w:p>
+            <w:pPr>
+              <w:pStyle w:val="Compact"/>
+            </w:pPr>
+            <w:r>
+              <w:rPr>
+                <w:rStyle w:val="VerbatimChar"/>
+              </w:rPr>
+              <w:t xml:space="preserve">mise run test:e2e:docker</w:t>
+            </w:r>
+            <w:r>
+              <w:t xml:space="preserve">(공식 Playwright 리눅스 이미지). 기준 갱신은</w:t>
+            </w:r>
+            <w:r>
+              <w:t xml:space="preserve"> </w:t>
+            </w:r>
+            <w:r>
+              <w:rPr>
+                <w:rStyle w:val="VerbatimChar"/>
+              </w:rPr>
+              <w:t xml:space="preserve">mise run test:e2e:docker -- --update-snapshots</w:t>
+            </w:r>
+          </w:p>
+        </w:tc>
+      </w:tr>
     </w:tbl>
     <w:p>
       <w:pPr>
@@ -2743,7 +5771,7 @@
         <w:pStyle w:val="Compact"/>
         <w:numPr>
           <w:ilvl w:val="0"/>
-          <w:numId w:val="1004"/>
+          <w:numId w:val="1008"/>
         </w:numPr>
       </w:pPr>
       <w:r>
@@ -2839,7 +5867,265 @@
         <w:pStyle w:val="Compact"/>
         <w:numPr>
           <w:ilvl w:val="0"/>
-          <w:numId w:val="1004"/>
+          <w:numId w:val="1008"/>
+        </w:numPr>
+      </w:pPr>
+      <w:r>
+        <w:rPr>
+          <w:rStyle w:val="VerbatimChar"/>
+        </w:rPr>
+        <w:t xml:space="preserve">README.md</w:t>
+      </w:r>
+      <w:r>
+        <w:t xml:space="preserve">(실행·파이프라인),</w:t>
+      </w:r>
+      <w:r>
+        <w:t xml:space="preserve"> </w:t>
+      </w:r>
+      <w:r>
+        <w:rPr>
+          <w:rStyle w:val="VerbatimChar"/>
+        </w:rPr>
+        <w:t xml:space="preserve">AGENTS.md</w:t>
+      </w:r>
+      <w:r>
+        <w:t xml:space="preserve">(검증),</w:t>
+      </w:r>
+      <w:r>
+        <w:t xml:space="preserve"> </w:t>
+      </w:r>
+      <w:r>
+        <w:rPr>
+          <w:rStyle w:val="VerbatimChar"/>
+        </w:rPr>
+        <w:t xml:space="preserve">docker-compose.yml</w:t>
+      </w:r>
+      <w:r>
+        <w:t xml:space="preserve">,</w:t>
+      </w:r>
+      <w:r>
+        <w:t xml:space="preserve"> </w:t>
+      </w:r>
+      <w:r>
+        <w:rPr>
+          <w:rStyle w:val="VerbatimChar"/>
+        </w:rPr>
+        <w:t xml:space="preserve">docker-compose.test.yml</w:t>
+      </w:r>
+      <w:r>
+        <w:t xml:space="preserve">,</w:t>
+      </w:r>
+      <w:r>
+        <w:t xml:space="preserve"> </w:t>
+      </w:r>
+      <w:r>
+        <w:rPr>
+          <w:rStyle w:val="VerbatimChar"/>
+        </w:rPr>
+        <w:t xml:space="preserve">.env.example</w:t>
+      </w:r>
+      <w:r>
+        <w:t xml:space="preserve">,</w:t>
+      </w:r>
+      <w:r>
+        <w:t xml:space="preserve"> </w:t>
+      </w:r>
+      <w:r>
+        <w:rPr>
+          <w:rStyle w:val="VerbatimChar"/>
+        </w:rPr>
+        <w:t xml:space="preserve">mise.toml</w:t>
+      </w:r>
+      <w:r>
+        <w:t xml:space="preserve">,</w:t>
+      </w:r>
+      <w:r>
+        <w:t xml:space="preserve"> </w:t>
+      </w:r>
+      <w:r>
+        <w:rPr>
+          <w:rStyle w:val="VerbatimChar"/>
+        </w:rPr>
+        <w:t xml:space="preserve">lefthook.yml</w:t>
+      </w:r>
+      <w:r>
+        <w:t xml:space="preserve">,</w:t>
+      </w:r>
+      <w:r>
+        <w:t xml:space="preserve"> </w:t>
+      </w:r>
+      <w:r>
+        <w:rPr>
+          <w:rStyle w:val="VerbatimChar"/>
+        </w:rPr>
+        <w:t xml:space="preserve">api/package.json</w:t>
+      </w:r>
+      <w:r>
+        <w:t xml:space="preserve">,</w:t>
+      </w:r>
+      <w:r>
+        <w:t xml:space="preserve"> </w:t>
+      </w:r>
+      <w:r>
+        <w:rPr>
+          <w:rStyle w:val="VerbatimChar"/>
+        </w:rPr>
+        <w:t xml:space="preserve">api/src/storage.ts</w:t>
+      </w:r>
+      <w:r>
+        <w:t xml:space="preserve">,</w:t>
+      </w:r>
+      <w:r>
+        <w:t xml:space="preserve"> </w:t>
+      </w:r>
+      <w:r>
+        <w:rPr>
+          <w:rStyle w:val="VerbatimChar"/>
+        </w:rPr>
+        <w:t xml:space="preserve">pipeline/pyproject.toml</w:t>
+      </w:r>
+      <w:r>
+        <w:t xml:space="preserve"> </w:t>
+      </w:r>
+      <w:r>
+        <w:t xml:space="preserve">(jeju-ai-saas-be 저장소)</w:t>
+      </w:r>
+    </w:p>
+    <w:p>
+      <w:pPr>
+        <w:pStyle w:val="Compact"/>
+        <w:numPr>
+          <w:ilvl w:val="0"/>
+          <w:numId w:val="1008"/>
+        </w:numPr>
+      </w:pPr>
+      <w:r>
+        <w:rPr>
+          <w:rStyle w:val="VerbatimChar"/>
+        </w:rPr>
+        <w:t xml:space="preserve">README.md</w:t>
+      </w:r>
+      <w:r>
+        <w:t xml:space="preserve">(실행·테스트·배포),</w:t>
+      </w:r>
+      <w:r>
+        <w:t xml:space="preserve"> </w:t>
+      </w:r>
+      <w:r>
+        <w:rPr>
+          <w:rStyle w:val="VerbatimChar"/>
+        </w:rPr>
+        <w:t xml:space="preserve">AGENTS.md</w:t>
+      </w:r>
+      <w:r>
+        <w:t xml:space="preserve">(검증),</w:t>
+      </w:r>
+      <w:r>
+        <w:t xml:space="preserve"> </w:t>
+      </w:r>
+      <w:r>
+        <w:rPr>
+          <w:rStyle w:val="VerbatimChar"/>
+        </w:rPr>
+        <w:t xml:space="preserve">.env.example</w:t>
+      </w:r>
+      <w:r>
+        <w:t xml:space="preserve">,</w:t>
+      </w:r>
+      <w:r>
+        <w:t xml:space="preserve"> </w:t>
+      </w:r>
+      <w:r>
+        <w:rPr>
+          <w:rStyle w:val="VerbatimChar"/>
+        </w:rPr>
+        <w:t xml:space="preserve">mise.toml</w:t>
+      </w:r>
+      <w:r>
+        <w:t xml:space="preserve">,</w:t>
+      </w:r>
+      <w:r>
+        <w:t xml:space="preserve"> </w:t>
+      </w:r>
+      <w:r>
+        <w:rPr>
+          <w:rStyle w:val="VerbatimChar"/>
+        </w:rPr>
+        <w:t xml:space="preserve">lefthook.yml</w:t>
+      </w:r>
+      <w:r>
+        <w:t xml:space="preserve">,</w:t>
+      </w:r>
+      <w:r>
+        <w:t xml:space="preserve"> </w:t>
+      </w:r>
+      <w:r>
+        <w:rPr>
+          <w:rStyle w:val="VerbatimChar"/>
+        </w:rPr>
+        <w:t xml:space="preserve">package.json</w:t>
+      </w:r>
+      <w:r>
+        <w:t xml:space="preserve">,</w:t>
+      </w:r>
+      <w:r>
+        <w:t xml:space="preserve"> </w:t>
+      </w:r>
+      <w:r>
+        <w:rPr>
+          <w:rStyle w:val="VerbatimChar"/>
+        </w:rPr>
+        <w:t xml:space="preserve">vite.config.ts</w:t>
+      </w:r>
+      <w:r>
+        <w:t xml:space="preserve">,</w:t>
+      </w:r>
+      <w:r>
+        <w:t xml:space="preserve"> </w:t>
+      </w:r>
+      <w:r>
+        <w:rPr>
+          <w:rStyle w:val="VerbatimChar"/>
+        </w:rPr>
+        <w:t xml:space="preserve">playwright.config.ts</w:t>
+      </w:r>
+      <w:r>
+        <w:t xml:space="preserve">,</w:t>
+      </w:r>
+      <w:r>
+        <w:t xml:space="preserve"> </w:t>
+      </w:r>
+      <w:r>
+        <w:rPr>
+          <w:rStyle w:val="VerbatimChar"/>
+        </w:rPr>
+        <w:t xml:space="preserve">vitest.config.ts</w:t>
+      </w:r>
+      <w:r>
+        <w:t xml:space="preserve">,</w:t>
+      </w:r>
+      <w:r>
+        <w:t xml:space="preserve"> </w:t>
+      </w:r>
+      <w:r>
+        <w:rPr>
+          <w:rStyle w:val="VerbatimChar"/>
+        </w:rPr>
+        <w:t xml:space="preserve">Dockerfile</w:t>
+      </w:r>
+      <w:r>
+        <w:t xml:space="preserve"> </w:t>
+      </w:r>
+      <w:r>
+        <w:t xml:space="preserve">(jeju-ai-saas-fe 저장소)</w:t>
+      </w:r>
+    </w:p>
+    <w:p>
+      <w:pPr>
+        <w:pStyle w:val="Compact"/>
+        <w:numPr>
+          <w:ilvl w:val="0"/>
+          <w:numId w:val="1008"/>
         </w:numPr>
       </w:pPr>
       <w:r>
@@ -3105,6 +6391,18 @@
     <w:abstractNumId w:val="991"/>
   </w:num>
   <w:num w:numId="1004">
+    <w:abstractNumId w:val="991"/>
+  </w:num>
+  <w:num w:numId="1005">
+    <w:abstractNumId w:val="991"/>
+  </w:num>
+  <w:num w:numId="1006">
+    <w:abstractNumId w:val="991"/>
+  </w:num>
+  <w:num w:numId="1007">
+    <w:abstractNumId w:val="991"/>
+  </w:num>
+  <w:num w:numId="1008">
     <w:abstractNumId w:val="991"/>
   </w:num>
 </w:numbering>
